--- a/competition/2_2026第31屆大專校院資訊應用服務創新競賽/編輯/附件1-1_系統概述文件_v2.docx
+++ b/competition/2_2026第31屆大專校院資訊應用服務創新競賽/編輯/附件1-1_系統概述文件_v2.docx
@@ -146,14 +146,15 @@
         <w:jc w:val="both"/>
         <w:textAlignment w:val="center"/>
         <w:rPr>
-          <w:rFonts w:asciiTheme="majorEastAsia" w:eastAsiaTheme="majorEastAsia" w:hAnsiTheme="majorEastAsia"/>
+          <w:rFonts w:ascii="標楷體" w:eastAsia="標楷體" w:hAnsi="標楷體"/>
           <w:b/>
           <w:sz w:val="28"/>
-        </w:rPr>
-      </w:pPr>
-      <w:r>
-        <w:rPr>
-          <w:rFonts w:asciiTheme="majorEastAsia" w:eastAsiaTheme="majorEastAsia" w:hAnsiTheme="majorEastAsia" w:hint="eastAsia"/>
+          <w:szCs w:val="28"/>
+        </w:rPr>
+      </w:pPr>
+      <w:r>
+        <w:rPr>
+          <w:rFonts w:ascii="標楷體" w:eastAsia="標楷體" w:hAnsi="標楷體" w:hint="eastAsia"/>
           <w:b/>
           <w:bCs/>
           <w:sz w:val="28"/>
@@ -173,16 +174,18 @@
         <w:jc w:val="both"/>
         <w:textAlignment w:val="center"/>
         <w:rPr>
-          <w:rFonts w:asciiTheme="majorEastAsia" w:eastAsiaTheme="majorEastAsia" w:hAnsiTheme="majorEastAsia"/>
-          <w:bCs/>
-          <w:sz w:val="28"/>
-        </w:rPr>
-      </w:pPr>
-      <w:r>
-        <w:rPr>
-          <w:rFonts w:asciiTheme="majorEastAsia" w:eastAsiaTheme="majorEastAsia" w:hAnsiTheme="majorEastAsia" w:hint="eastAsia"/>
-          <w:bCs/>
-          <w:sz w:val="28"/>
+          <w:rFonts w:ascii="標楷體" w:eastAsia="標楷體" w:hAnsi="標楷體"/>
+          <w:bCs/>
+          <w:sz w:val="28"/>
+          <w:szCs w:val="28"/>
+        </w:rPr>
+      </w:pPr>
+      <w:r>
+        <w:rPr>
+          <w:rFonts w:ascii="標楷體" w:eastAsia="標楷體" w:hAnsi="標楷體" w:hint="eastAsia"/>
+          <w:bCs/>
+          <w:sz w:val="28"/>
+          <w:szCs w:val="28"/>
         </w:rPr>
         <w:t>教科書與各類書籍價格高昂，閱讀完畢後卻常閒置浪費。現行二手書交易多仰賴蝦皮、臉書社團與Dcard等通用型電商平台與社群，普遍存在書況認定標準不一、面交時間難以配合及交易詐騙風險等問題，使閒置書籍難以有效流通。</w:t>
       </w:r>
@@ -198,16 +201,18 @@
         <w:jc w:val="both"/>
         <w:textAlignment w:val="center"/>
         <w:rPr>
-          <w:rFonts w:asciiTheme="majorEastAsia" w:eastAsiaTheme="majorEastAsia" w:hAnsiTheme="majorEastAsia"/>
-          <w:bCs/>
-          <w:sz w:val="28"/>
-        </w:rPr>
-      </w:pPr>
-      <w:r>
-        <w:rPr>
-          <w:rFonts w:asciiTheme="majorEastAsia" w:eastAsiaTheme="majorEastAsia" w:hAnsiTheme="majorEastAsia" w:hint="eastAsia"/>
-          <w:bCs/>
-          <w:sz w:val="28"/>
+          <w:rFonts w:ascii="標楷體" w:eastAsia="標楷體" w:hAnsi="標楷體"/>
+          <w:bCs/>
+          <w:sz w:val="28"/>
+          <w:szCs w:val="28"/>
+        </w:rPr>
+      </w:pPr>
+      <w:r>
+        <w:rPr>
+          <w:rFonts w:ascii="標楷體" w:eastAsia="標楷體" w:hAnsi="標楷體" w:hint="eastAsia"/>
+          <w:bCs/>
+          <w:sz w:val="28"/>
+          <w:szCs w:val="28"/>
         </w:rPr>
         <w:t>為釐清實際需求，本團隊實施「二手書籍交易行為與市場需求調查」，共回收500份問卷，取得498份有效樣本，受訪者以25歲以下之學生族群為主（79.5%）。結果顯示，處理閒置書籍最大的困擾為「家裡空間不足，想清空但懶得處理」（35%）；面交最令人卻步者為「擔心遇到放鳥或詐騙」（43.2%）；寄送最大的不便則為「需自行包裝、跑超商寄貨」（57.9%）。若流程能改良，51.4%的受訪者傾向採用「實體儲物櫃」方案，其中57.4%認為「24小時自助」最具吸引力；另逾95%受訪者認為「線上查看實體書況照片」有助於提升購買意願。</w:t>
       </w:r>
@@ -223,50 +228,57 @@
         <w:jc w:val="both"/>
         <w:textAlignment w:val="center"/>
         <w:rPr>
-          <w:rFonts w:asciiTheme="majorEastAsia" w:eastAsiaTheme="majorEastAsia" w:hAnsiTheme="majorEastAsia"/>
-          <w:bCs/>
-          <w:sz w:val="28"/>
-        </w:rPr>
-      </w:pPr>
-      <w:r>
-        <w:rPr>
-          <w:rFonts w:asciiTheme="majorEastAsia" w:eastAsiaTheme="majorEastAsia" w:hAnsiTheme="majorEastAsia" w:hint="eastAsia"/>
-          <w:bCs/>
-          <w:sz w:val="28"/>
+          <w:rFonts w:ascii="標楷體" w:eastAsia="標楷體" w:hAnsi="標楷體"/>
+          <w:bCs/>
+          <w:sz w:val="28"/>
+          <w:szCs w:val="28"/>
+        </w:rPr>
+      </w:pPr>
+      <w:r>
+        <w:rPr>
+          <w:rFonts w:ascii="標楷體" w:eastAsia="標楷體" w:hAnsi="標楷體" w:hint="eastAsia"/>
+          <w:bCs/>
+          <w:sz w:val="28"/>
+          <w:szCs w:val="28"/>
         </w:rPr>
         <w:t>據此，本系統「救「舊」我的書（</w:t>
       </w:r>
       <w:proofErr w:type="spellStart"/>
       <w:r>
         <w:rPr>
-          <w:rFonts w:asciiTheme="majorEastAsia" w:eastAsiaTheme="majorEastAsia" w:hAnsiTheme="majorEastAsia" w:hint="eastAsia"/>
-          <w:bCs/>
-          <w:sz w:val="28"/>
+          <w:rFonts w:ascii="標楷體" w:eastAsia="標楷體" w:hAnsi="標楷體" w:hint="eastAsia"/>
+          <w:bCs/>
+          <w:sz w:val="28"/>
+          <w:szCs w:val="28"/>
         </w:rPr>
         <w:t>SaveMyBook</w:t>
       </w:r>
       <w:proofErr w:type="spellEnd"/>
       <w:r>
         <w:rPr>
-          <w:rFonts w:asciiTheme="majorEastAsia" w:eastAsiaTheme="majorEastAsia" w:hAnsiTheme="majorEastAsia" w:hint="eastAsia"/>
-          <w:bCs/>
-          <w:sz w:val="28"/>
+          <w:rFonts w:ascii="標楷體" w:eastAsia="標楷體" w:hAnsi="標楷體" w:hint="eastAsia"/>
+          <w:bCs/>
+          <w:sz w:val="28"/>
+          <w:szCs w:val="28"/>
         </w:rPr>
         <w:t>）」以跨平台行動應用程式結合自行研製之物聯網智慧書櫃，建構安全、透明且可依場域開放時間（最長24小時）自助存取之非同步交易流程，讓知識資產得以持續傳遞。</w:t>
       </w:r>
     </w:p>
     <w:p>
       <w:pPr>
-        <w:overflowPunct w:val="0"/>
-        <w:adjustRightInd w:val="0"/>
-        <w:snapToGrid w:val="0"/>
-        <w:spacing w:before="60" w:after="60"/>
-        <w:jc w:val="both"/>
-        <w:textAlignment w:val="center"/>
-        <w:rPr>
-          <w:rFonts w:asciiTheme="majorEastAsia" w:eastAsiaTheme="majorEastAsia" w:hAnsiTheme="majorEastAsia" w:hint="eastAsia"/>
-          <w:bCs/>
-          <w:sz w:val="28"/>
+        <w:pStyle w:val="a3"/>
+        <w:overflowPunct w:val="0"/>
+        <w:adjustRightInd w:val="0"/>
+        <w:snapToGrid w:val="0"/>
+        <w:spacing w:before="60" w:after="60"/>
+        <w:ind w:leftChars="236" w:left="566" w:firstLineChars="200" w:firstLine="560"/>
+        <w:jc w:val="both"/>
+        <w:textAlignment w:val="center"/>
+        <w:rPr>
+          <w:rFonts w:ascii="標楷體" w:eastAsia="標楷體" w:hAnsi="標楷體"/>
+          <w:bCs/>
+          <w:sz w:val="28"/>
+          <w:szCs w:val="28"/>
         </w:rPr>
       </w:pPr>
     </w:p>
@@ -280,14 +292,15 @@
         <w:jc w:val="both"/>
         <w:textAlignment w:val="center"/>
         <w:rPr>
-          <w:rFonts w:asciiTheme="majorEastAsia" w:eastAsiaTheme="majorEastAsia" w:hAnsiTheme="majorEastAsia"/>
+          <w:rFonts w:ascii="標楷體" w:eastAsia="標楷體" w:hAnsi="標楷體"/>
           <w:b/>
           <w:sz w:val="28"/>
-        </w:rPr>
-      </w:pPr>
-      <w:r>
-        <w:rPr>
-          <w:rFonts w:asciiTheme="majorEastAsia" w:eastAsiaTheme="majorEastAsia" w:hAnsiTheme="majorEastAsia" w:hint="eastAsia"/>
+          <w:szCs w:val="28"/>
+        </w:rPr>
+      </w:pPr>
+      <w:r>
+        <w:rPr>
+          <w:rFonts w:ascii="標楷體" w:eastAsia="標楷體" w:hAnsi="標楷體" w:hint="eastAsia"/>
           <w:b/>
           <w:bCs/>
           <w:sz w:val="28"/>
@@ -306,21 +319,23 @@
         <w:overflowPunct w:val="0"/>
         <w:adjustRightInd w:val="0"/>
         <w:snapToGrid w:val="0"/>
-        <w:spacing w:before="60" w:after="60"/>
+        <w:spacing w:before="60" w:after="60" w:line="360" w:lineRule="exact"/>
         <w:ind w:leftChars="0" w:left="1276" w:hanging="709"/>
         <w:jc w:val="both"/>
         <w:textAlignment w:val="center"/>
         <w:rPr>
-          <w:rFonts w:asciiTheme="majorEastAsia" w:eastAsiaTheme="majorEastAsia" w:hAnsiTheme="majorEastAsia"/>
-          <w:bCs/>
-          <w:sz w:val="28"/>
-        </w:rPr>
-      </w:pPr>
-      <w:r>
-        <w:rPr>
-          <w:rFonts w:asciiTheme="majorEastAsia" w:eastAsiaTheme="majorEastAsia" w:hAnsiTheme="majorEastAsia" w:hint="eastAsia"/>
-          <w:bCs/>
-          <w:sz w:val="28"/>
+          <w:rFonts w:ascii="標楷體" w:eastAsia="標楷體" w:hAnsi="標楷體"/>
+          <w:bCs/>
+          <w:sz w:val="28"/>
+          <w:szCs w:val="28"/>
+        </w:rPr>
+      </w:pPr>
+      <w:r>
+        <w:rPr>
+          <w:rFonts w:ascii="標楷體" w:eastAsia="標楷體" w:hAnsi="標楷體" w:hint="eastAsia"/>
+          <w:bCs/>
+          <w:sz w:val="28"/>
+          <w:szCs w:val="28"/>
         </w:rPr>
         <w:t>軟硬整合之閉環交易</w:t>
       </w:r>
@@ -331,21 +346,23 @@
         <w:overflowPunct w:val="0"/>
         <w:adjustRightInd w:val="0"/>
         <w:snapToGrid w:val="0"/>
-        <w:spacing w:before="60" w:after="60"/>
+        <w:spacing w:before="60" w:after="60" w:line="360" w:lineRule="exact"/>
         <w:ind w:leftChars="0" w:left="1276" w:firstLineChars="200" w:firstLine="560"/>
         <w:jc w:val="both"/>
         <w:textAlignment w:val="center"/>
         <w:rPr>
-          <w:rFonts w:asciiTheme="majorEastAsia" w:eastAsiaTheme="majorEastAsia" w:hAnsiTheme="majorEastAsia"/>
-          <w:bCs/>
-          <w:sz w:val="28"/>
-        </w:rPr>
-      </w:pPr>
-      <w:r>
-        <w:rPr>
-          <w:rFonts w:asciiTheme="majorEastAsia" w:eastAsiaTheme="majorEastAsia" w:hAnsiTheme="majorEastAsia" w:hint="eastAsia"/>
-          <w:bCs/>
-          <w:sz w:val="28"/>
+          <w:rFonts w:ascii="標楷體" w:eastAsia="標楷體" w:hAnsi="標楷體"/>
+          <w:bCs/>
+          <w:sz w:val="28"/>
+          <w:szCs w:val="28"/>
+        </w:rPr>
+      </w:pPr>
+      <w:r>
+        <w:rPr>
+          <w:rFonts w:ascii="標楷體" w:eastAsia="標楷體" w:hAnsi="標楷體" w:hint="eastAsia"/>
+          <w:bCs/>
+          <w:sz w:val="28"/>
+          <w:szCs w:val="28"/>
         </w:rPr>
         <w:t>將行動App、雲端後端與自製實體書櫃串接為完整鏈路，形成「線上看書況→下單付款→掃碼存書→掃碼取書→驗收確認→撥款」之閉環交易，買賣雙方無須碰面，亦無須收付現金。</w:t>
       </w:r>
@@ -360,21 +377,23 @@
         <w:overflowPunct w:val="0"/>
         <w:adjustRightInd w:val="0"/>
         <w:snapToGrid w:val="0"/>
-        <w:spacing w:before="60" w:after="60"/>
+        <w:spacing w:before="60" w:after="60" w:line="360" w:lineRule="exact"/>
         <w:ind w:leftChars="0" w:left="1276" w:hanging="709"/>
         <w:jc w:val="both"/>
         <w:textAlignment w:val="center"/>
         <w:rPr>
-          <w:rFonts w:asciiTheme="majorEastAsia" w:eastAsiaTheme="majorEastAsia" w:hAnsiTheme="majorEastAsia"/>
-          <w:bCs/>
-          <w:sz w:val="28"/>
-        </w:rPr>
-      </w:pPr>
-      <w:r>
-        <w:rPr>
-          <w:rFonts w:asciiTheme="majorEastAsia" w:eastAsiaTheme="majorEastAsia" w:hAnsiTheme="majorEastAsia" w:hint="eastAsia"/>
-          <w:bCs/>
-          <w:sz w:val="28"/>
+          <w:rFonts w:ascii="標楷體" w:eastAsia="標楷體" w:hAnsi="標楷體"/>
+          <w:bCs/>
+          <w:sz w:val="28"/>
+          <w:szCs w:val="28"/>
+        </w:rPr>
+      </w:pPr>
+      <w:r>
+        <w:rPr>
+          <w:rFonts w:ascii="標楷體" w:eastAsia="標楷體" w:hAnsi="標楷體" w:hint="eastAsia"/>
+          <w:bCs/>
+          <w:sz w:val="28"/>
+          <w:szCs w:val="28"/>
         </w:rPr>
         <w:t>掃描即上架</w:t>
       </w:r>
@@ -385,21 +404,23 @@
         <w:overflowPunct w:val="0"/>
         <w:adjustRightInd w:val="0"/>
         <w:snapToGrid w:val="0"/>
-        <w:spacing w:before="60" w:after="60"/>
+        <w:spacing w:before="60" w:after="60" w:line="360" w:lineRule="exact"/>
         <w:ind w:leftChars="0" w:left="1276" w:firstLineChars="200" w:firstLine="560"/>
         <w:jc w:val="both"/>
         <w:textAlignment w:val="center"/>
         <w:rPr>
-          <w:rFonts w:asciiTheme="majorEastAsia" w:eastAsiaTheme="majorEastAsia" w:hAnsiTheme="majorEastAsia"/>
-          <w:bCs/>
-          <w:sz w:val="28"/>
-        </w:rPr>
-      </w:pPr>
-      <w:r>
-        <w:rPr>
-          <w:rFonts w:asciiTheme="majorEastAsia" w:eastAsiaTheme="majorEastAsia" w:hAnsiTheme="majorEastAsia" w:hint="eastAsia"/>
-          <w:bCs/>
-          <w:sz w:val="28"/>
+          <w:rFonts w:ascii="標楷體" w:eastAsia="標楷體" w:hAnsi="標楷體"/>
+          <w:bCs/>
+          <w:sz w:val="28"/>
+          <w:szCs w:val="28"/>
+        </w:rPr>
+      </w:pPr>
+      <w:r>
+        <w:rPr>
+          <w:rFonts w:ascii="標楷體" w:eastAsia="標楷體" w:hAnsi="標楷體" w:hint="eastAsia"/>
+          <w:bCs/>
+          <w:sz w:val="28"/>
+          <w:szCs w:val="28"/>
         </w:rPr>
         <w:t>賣家掃描書籍ISBN條碼，系統即查詢Google Books與Open Library帶入書名、作者、出版社等書目資料；亦可由AI依書目與書況照片建議書況、分類與售價，上架後仍空白之簡介等欄位由系統於背景自動補齊。</w:t>
       </w:r>
@@ -414,21 +435,23 @@
         <w:overflowPunct w:val="0"/>
         <w:adjustRightInd w:val="0"/>
         <w:snapToGrid w:val="0"/>
-        <w:spacing w:before="60" w:after="60"/>
+        <w:spacing w:before="60" w:after="60" w:line="360" w:lineRule="exact"/>
         <w:ind w:leftChars="0" w:left="1276" w:hanging="709"/>
         <w:jc w:val="both"/>
         <w:textAlignment w:val="center"/>
         <w:rPr>
-          <w:rFonts w:asciiTheme="majorEastAsia" w:eastAsiaTheme="majorEastAsia" w:hAnsiTheme="majorEastAsia"/>
-          <w:bCs/>
-          <w:sz w:val="28"/>
-        </w:rPr>
-      </w:pPr>
-      <w:r>
-        <w:rPr>
-          <w:rFonts w:asciiTheme="majorEastAsia" w:eastAsiaTheme="majorEastAsia" w:hAnsiTheme="majorEastAsia" w:hint="eastAsia"/>
-          <w:bCs/>
-          <w:sz w:val="28"/>
+          <w:rFonts w:ascii="標楷體" w:eastAsia="標楷體" w:hAnsi="標楷體"/>
+          <w:bCs/>
+          <w:sz w:val="28"/>
+          <w:szCs w:val="28"/>
+        </w:rPr>
+      </w:pPr>
+      <w:r>
+        <w:rPr>
+          <w:rFonts w:ascii="標楷體" w:eastAsia="標楷體" w:hAnsi="標楷體" w:hint="eastAsia"/>
+          <w:bCs/>
+          <w:sz w:val="28"/>
+          <w:szCs w:val="28"/>
         </w:rPr>
         <w:t>低成本自製智慧書櫃</w:t>
       </w:r>
@@ -439,32 +462,25 @@
         <w:overflowPunct w:val="0"/>
         <w:adjustRightInd w:val="0"/>
         <w:snapToGrid w:val="0"/>
-        <w:spacing w:before="60" w:after="60"/>
+        <w:spacing w:before="60" w:after="60" w:line="360" w:lineRule="exact"/>
         <w:ind w:leftChars="0" w:left="1276" w:firstLineChars="200" w:firstLine="560"/>
         <w:jc w:val="both"/>
         <w:textAlignment w:val="center"/>
         <w:rPr>
-          <w:rFonts w:asciiTheme="majorEastAsia" w:eastAsiaTheme="majorEastAsia" w:hAnsiTheme="majorEastAsia"/>
-          <w:bCs/>
-          <w:sz w:val="28"/>
-        </w:rPr>
-      </w:pPr>
-      <w:r>
-        <w:rPr>
-          <w:rFonts w:asciiTheme="majorEastAsia" w:eastAsiaTheme="majorEastAsia" w:hAnsiTheme="majorEastAsia" w:hint="eastAsia"/>
-          <w:bCs/>
-          <w:sz w:val="28"/>
-        </w:rPr>
-        <w:t>櫃體以SolidWorks繪製，採雷射切割之合板與壓克力組裝；每台以一片ESP32微控制器控制四扇櫃門之電控鎖與TFT顯示螢幕，零件皆可於國內通路取得，單台電子零件約1,455至2,775</w:t>
-      </w:r>
-      <w:r>
-        <w:rPr>
-          <w:rFonts w:asciiTheme="majorEastAsia" w:eastAsiaTheme="majorEastAsia" w:hAnsiTheme="majorEastAsia" w:hint="eastAsia"/>
-          <w:bCs/>
-          <w:sz w:val="28"/>
-        </w:rPr>
-        <w:lastRenderedPageBreak/>
-        <w:t>元，便於複製擴點。</w:t>
+          <w:rFonts w:ascii="標楷體" w:eastAsia="標楷體" w:hAnsi="標楷體"/>
+          <w:bCs/>
+          <w:sz w:val="28"/>
+          <w:szCs w:val="28"/>
+        </w:rPr>
+      </w:pPr>
+      <w:r>
+        <w:rPr>
+          <w:rFonts w:ascii="標楷體" w:eastAsia="標楷體" w:hAnsi="標楷體" w:hint="eastAsia"/>
+          <w:bCs/>
+          <w:sz w:val="28"/>
+          <w:szCs w:val="28"/>
+        </w:rPr>
+        <w:t>櫃體以SolidWorks繪製，採雷射切割之合板與壓克力組裝；每台以一片ESP32微控制器控制四扇櫃門之電控鎖與TFT顯示螢幕，零件皆可於國內通路取得，單台電子零件約1,455至2,775元，便於複製擴點。</w:t>
       </w:r>
     </w:p>
     <w:p>
@@ -482,17 +498,20 @@
         <w:jc w:val="both"/>
         <w:textAlignment w:val="center"/>
         <w:rPr>
-          <w:rFonts w:asciiTheme="majorEastAsia" w:eastAsiaTheme="majorEastAsia" w:hAnsiTheme="majorEastAsia"/>
-          <w:bCs/>
-          <w:sz w:val="28"/>
-        </w:rPr>
-      </w:pPr>
-      <w:r>
-        <w:rPr>
-          <w:rFonts w:asciiTheme="majorEastAsia" w:eastAsiaTheme="majorEastAsia" w:hAnsiTheme="majorEastAsia" w:hint="eastAsia"/>
-          <w:bCs/>
-          <w:sz w:val="28"/>
-        </w:rPr>
+          <w:rFonts w:ascii="標楷體" w:eastAsia="標楷體" w:hAnsi="標楷體"/>
+          <w:bCs/>
+          <w:sz w:val="28"/>
+          <w:szCs w:val="28"/>
+        </w:rPr>
+      </w:pPr>
+      <w:r>
+        <w:rPr>
+          <w:rFonts w:ascii="標楷體" w:eastAsia="標楷體" w:hAnsi="標楷體" w:hint="eastAsia"/>
+          <w:bCs/>
+          <w:sz w:val="28"/>
+          <w:szCs w:val="28"/>
+        </w:rPr>
+        <w:lastRenderedPageBreak/>
         <w:t>多重驗證之安全開櫃</w:t>
       </w:r>
     </w:p>
@@ -507,16 +526,18 @@
         <w:jc w:val="both"/>
         <w:textAlignment w:val="center"/>
         <w:rPr>
-          <w:rFonts w:asciiTheme="majorEastAsia" w:eastAsiaTheme="majorEastAsia" w:hAnsiTheme="majorEastAsia"/>
-          <w:bCs/>
-          <w:sz w:val="28"/>
-        </w:rPr>
-      </w:pPr>
-      <w:r>
-        <w:rPr>
-          <w:rFonts w:asciiTheme="majorEastAsia" w:eastAsiaTheme="majorEastAsia" w:hAnsiTheme="majorEastAsia" w:hint="eastAsia"/>
-          <w:bCs/>
-          <w:sz w:val="28"/>
+          <w:rFonts w:ascii="標楷體" w:eastAsia="標楷體" w:hAnsi="標楷體"/>
+          <w:bCs/>
+          <w:sz w:val="28"/>
+          <w:szCs w:val="28"/>
+        </w:rPr>
+      </w:pPr>
+      <w:r>
+        <w:rPr>
+          <w:rFonts w:ascii="標楷體" w:eastAsia="標楷體" w:hAnsi="標楷體" w:hint="eastAsia"/>
+          <w:bCs/>
+          <w:sz w:val="28"/>
+          <w:szCs w:val="28"/>
         </w:rPr>
         <w:t>使用者須位於書櫃200公尺內，以App掃描每30秒更換且僅能使用一次之書櫃QR Code，並於60秒內輸入書櫃螢幕顯示之兩位數字，數字相符櫃門始開啟；櫃門關閉後系統才登記存取並通知對方，杜絕冒領與誤取。</w:t>
       </w:r>
@@ -536,16 +557,18 @@
         <w:jc w:val="both"/>
         <w:textAlignment w:val="center"/>
         <w:rPr>
-          <w:rFonts w:asciiTheme="majorEastAsia" w:eastAsiaTheme="majorEastAsia" w:hAnsiTheme="majorEastAsia"/>
-          <w:bCs/>
-          <w:sz w:val="28"/>
-        </w:rPr>
-      </w:pPr>
-      <w:r>
-        <w:rPr>
-          <w:rFonts w:asciiTheme="majorEastAsia" w:eastAsiaTheme="majorEastAsia" w:hAnsiTheme="majorEastAsia" w:hint="eastAsia"/>
-          <w:bCs/>
-          <w:sz w:val="28"/>
+          <w:rFonts w:ascii="標楷體" w:eastAsia="標楷體" w:hAnsi="標楷體"/>
+          <w:bCs/>
+          <w:sz w:val="28"/>
+          <w:szCs w:val="28"/>
+        </w:rPr>
+      </w:pPr>
+      <w:r>
+        <w:rPr>
+          <w:rFonts w:ascii="標楷體" w:eastAsia="標楷體" w:hAnsi="標楷體" w:hint="eastAsia"/>
+          <w:bCs/>
+          <w:sz w:val="28"/>
+          <w:szCs w:val="28"/>
         </w:rPr>
         <w:t>款項暫管與爭議仲裁</w:t>
       </w:r>
@@ -561,16 +584,18 @@
         <w:jc w:val="both"/>
         <w:textAlignment w:val="center"/>
         <w:rPr>
-          <w:rFonts w:asciiTheme="majorEastAsia" w:eastAsiaTheme="majorEastAsia" w:hAnsiTheme="majorEastAsia"/>
-          <w:bCs/>
-          <w:sz w:val="28"/>
-        </w:rPr>
-      </w:pPr>
-      <w:r>
-        <w:rPr>
-          <w:rFonts w:asciiTheme="majorEastAsia" w:eastAsiaTheme="majorEastAsia" w:hAnsiTheme="majorEastAsia" w:hint="eastAsia"/>
-          <w:bCs/>
-          <w:sz w:val="28"/>
+          <w:rFonts w:ascii="標楷體" w:eastAsia="標楷體" w:hAnsi="標楷體"/>
+          <w:bCs/>
+          <w:sz w:val="28"/>
+          <w:szCs w:val="28"/>
+        </w:rPr>
+      </w:pPr>
+      <w:r>
+        <w:rPr>
+          <w:rFonts w:ascii="標楷體" w:eastAsia="標楷體" w:hAnsi="標楷體" w:hint="eastAsia"/>
+          <w:bCs/>
+          <w:sz w:val="28"/>
+          <w:szCs w:val="28"/>
         </w:rPr>
         <w:t>以站內代幣錢包結帳，款項由平台暫管，待買家確認書況或取書滿24小時未申請爭議後始撥付賣家；書況不符時可附佐證照片申請爭議，由管理員參考AI比對分析後裁決退款或駁回。</w:t>
       </w:r>
@@ -590,16 +615,18 @@
         <w:jc w:val="both"/>
         <w:textAlignment w:val="center"/>
         <w:rPr>
-          <w:rFonts w:asciiTheme="majorEastAsia" w:eastAsiaTheme="majorEastAsia" w:hAnsiTheme="majorEastAsia"/>
-          <w:bCs/>
-          <w:sz w:val="28"/>
-        </w:rPr>
-      </w:pPr>
-      <w:r>
-        <w:rPr>
-          <w:rFonts w:asciiTheme="majorEastAsia" w:eastAsiaTheme="majorEastAsia" w:hAnsiTheme="majorEastAsia" w:hint="eastAsia"/>
-          <w:bCs/>
-          <w:sz w:val="28"/>
+          <w:rFonts w:ascii="標楷體" w:eastAsia="標楷體" w:hAnsi="標楷體"/>
+          <w:bCs/>
+          <w:sz w:val="28"/>
+          <w:szCs w:val="28"/>
+        </w:rPr>
+      </w:pPr>
+      <w:r>
+        <w:rPr>
+          <w:rFonts w:ascii="標楷體" w:eastAsia="標楷體" w:hAnsi="標楷體" w:hint="eastAsia"/>
+          <w:bCs/>
+          <w:sz w:val="28"/>
+          <w:szCs w:val="28"/>
         </w:rPr>
         <w:t>生成式AI輔助</w:t>
       </w:r>
@@ -615,18 +642,56 @@
         <w:jc w:val="both"/>
         <w:textAlignment w:val="center"/>
         <w:rPr>
-          <w:rFonts w:asciiTheme="majorEastAsia" w:eastAsiaTheme="majorEastAsia" w:hAnsiTheme="majorEastAsia"/>
-          <w:bCs/>
-          <w:sz w:val="28"/>
-        </w:rPr>
-      </w:pPr>
-      <w:r>
-        <w:rPr>
-          <w:rFonts w:asciiTheme="majorEastAsia" w:eastAsiaTheme="majorEastAsia" w:hAnsiTheme="majorEastAsia" w:hint="eastAsia"/>
-          <w:bCs/>
-          <w:sz w:val="28"/>
-        </w:rPr>
-        <w:t>整合OpenAI、Google Gemini與DeepSeek（可切換供應商），提供上架內容審核、AI客服、AI問書機器人、個人化推薦、書籍資料補齊與交易爭議分析；AI客服以關鍵字與語意混合檢索平台說明與常見問題作為回答依據。使用前須經使用者同意，並由後台控管每日呼叫上限與費用。</w:t>
+          <w:rFonts w:ascii="標楷體" w:eastAsia="標楷體" w:hAnsi="標楷體"/>
+          <w:bCs/>
+          <w:sz w:val="28"/>
+          <w:szCs w:val="28"/>
+        </w:rPr>
+      </w:pPr>
+      <w:r>
+        <w:rPr>
+          <w:rFonts w:ascii="標楷體" w:eastAsia="標楷體" w:hAnsi="標楷體" w:hint="eastAsia"/>
+          <w:bCs/>
+          <w:sz w:val="28"/>
+          <w:szCs w:val="28"/>
+        </w:rPr>
+        <w:t>整合OpenAI</w:t>
+      </w:r>
+      <w:r>
+        <w:rPr>
+          <w:rFonts w:ascii="標楷體" w:eastAsia="標楷體" w:hAnsi="標楷體" w:hint="eastAsia"/>
+          <w:bCs/>
+          <w:sz w:val="28"/>
+          <w:szCs w:val="28"/>
+        </w:rPr>
+        <w:t>與</w:t>
+      </w:r>
+      <w:r>
+        <w:rPr>
+          <w:rFonts w:ascii="標楷體" w:eastAsia="標楷體" w:hAnsi="標楷體" w:hint="eastAsia"/>
+          <w:bCs/>
+          <w:sz w:val="28"/>
+          <w:szCs w:val="28"/>
+        </w:rPr>
+        <w:t>Google Gemini（可切換供應商），提供上架內容審核、AI客服、</w:t>
+      </w:r>
+      <w:r>
+        <w:rPr>
+          <w:rFonts w:ascii="標楷體" w:eastAsia="標楷體" w:hAnsi="標楷體" w:hint="eastAsia"/>
+          <w:bCs/>
+          <w:sz w:val="28"/>
+          <w:szCs w:val="28"/>
+        </w:rPr>
+        <w:t>AI書籍顧問</w:t>
+      </w:r>
+      <w:r>
+        <w:rPr>
+          <w:rFonts w:ascii="標楷體" w:eastAsia="標楷體" w:hAnsi="標楷體" w:hint="eastAsia"/>
+          <w:bCs/>
+          <w:sz w:val="28"/>
+          <w:szCs w:val="28"/>
+        </w:rPr>
+        <w:t>、個人化推薦、書籍資料補齊與交易爭議分析；AI客服以關鍵字與語意混合檢索平台說明與常見問題作為回答依據。使用前須經使用者同意，並由後台控管每日呼叫上限與費用。</w:t>
       </w:r>
     </w:p>
     <w:p>
@@ -644,16 +709,18 @@
         <w:jc w:val="both"/>
         <w:textAlignment w:val="center"/>
         <w:rPr>
-          <w:rFonts w:asciiTheme="majorEastAsia" w:eastAsiaTheme="majorEastAsia" w:hAnsiTheme="majorEastAsia"/>
-          <w:bCs/>
-          <w:sz w:val="28"/>
-        </w:rPr>
-      </w:pPr>
-      <w:r>
-        <w:rPr>
-          <w:rFonts w:asciiTheme="majorEastAsia" w:eastAsiaTheme="majorEastAsia" w:hAnsiTheme="majorEastAsia" w:hint="eastAsia"/>
-          <w:bCs/>
-          <w:sz w:val="28"/>
+          <w:rFonts w:ascii="標楷體" w:eastAsia="標楷體" w:hAnsi="標楷體"/>
+          <w:bCs/>
+          <w:sz w:val="28"/>
+          <w:szCs w:val="28"/>
+        </w:rPr>
+      </w:pPr>
+      <w:r>
+        <w:rPr>
+          <w:rFonts w:ascii="標楷體" w:eastAsia="標楷體" w:hAnsi="標楷體" w:hint="eastAsia"/>
+          <w:bCs/>
+          <w:sz w:val="28"/>
+          <w:szCs w:val="28"/>
         </w:rPr>
         <w:t>即時通訊與聊天防詐</w:t>
       </w:r>
@@ -669,32 +736,37 @@
         <w:jc w:val="both"/>
         <w:textAlignment w:val="center"/>
         <w:rPr>
-          <w:rFonts w:asciiTheme="majorEastAsia" w:eastAsiaTheme="majorEastAsia" w:hAnsiTheme="majorEastAsia"/>
-          <w:bCs/>
-          <w:sz w:val="28"/>
-        </w:rPr>
-      </w:pPr>
-      <w:r>
-        <w:rPr>
-          <w:rFonts w:asciiTheme="majorEastAsia" w:eastAsiaTheme="majorEastAsia" w:hAnsiTheme="majorEastAsia" w:hint="eastAsia"/>
-          <w:bCs/>
-          <w:sz w:val="28"/>
+          <w:rFonts w:ascii="標楷體" w:eastAsia="標楷體" w:hAnsi="標楷體"/>
+          <w:bCs/>
+          <w:sz w:val="28"/>
+          <w:szCs w:val="28"/>
+        </w:rPr>
+      </w:pPr>
+      <w:r>
+        <w:rPr>
+          <w:rFonts w:ascii="標楷體" w:eastAsia="標楷體" w:hAnsi="標楷體" w:hint="eastAsia"/>
+          <w:bCs/>
+          <w:sz w:val="28"/>
+          <w:szCs w:val="28"/>
         </w:rPr>
         <w:t>聊天室支援文字、圖片、語音、@提及與群組聊天，並以Socket.IO即時推送；可於聊天室預約保留書籍、站內轉帳或請款。訊息含站外聯絡方式、私下付款或常見詐騙話術時，自動顯示防詐提醒。</w:t>
       </w:r>
     </w:p>
     <w:p>
       <w:pPr>
-        <w:overflowPunct w:val="0"/>
-        <w:adjustRightInd w:val="0"/>
-        <w:snapToGrid w:val="0"/>
-        <w:spacing w:before="60" w:after="60"/>
-        <w:jc w:val="both"/>
-        <w:textAlignment w:val="center"/>
-        <w:rPr>
-          <w:rFonts w:asciiTheme="majorEastAsia" w:eastAsiaTheme="majorEastAsia" w:hAnsiTheme="majorEastAsia" w:hint="eastAsia"/>
-          <w:bCs/>
-          <w:sz w:val="28"/>
+        <w:pStyle w:val="a3"/>
+        <w:overflowPunct w:val="0"/>
+        <w:adjustRightInd w:val="0"/>
+        <w:snapToGrid w:val="0"/>
+        <w:spacing w:before="60" w:after="60"/>
+        <w:ind w:leftChars="0" w:left="1276" w:firstLineChars="200" w:firstLine="560"/>
+        <w:jc w:val="both"/>
+        <w:textAlignment w:val="center"/>
+        <w:rPr>
+          <w:rFonts w:ascii="標楷體" w:eastAsia="標楷體" w:hAnsi="標楷體"/>
+          <w:bCs/>
+          <w:sz w:val="28"/>
+          <w:szCs w:val="28"/>
         </w:rPr>
       </w:pPr>
     </w:p>
@@ -708,14 +780,15 @@
         <w:jc w:val="both"/>
         <w:textAlignment w:val="center"/>
         <w:rPr>
-          <w:rFonts w:asciiTheme="majorEastAsia" w:eastAsiaTheme="majorEastAsia" w:hAnsiTheme="majorEastAsia"/>
+          <w:rFonts w:ascii="標楷體" w:eastAsia="標楷體" w:hAnsi="標楷體"/>
           <w:b/>
           <w:sz w:val="28"/>
-        </w:rPr>
-      </w:pPr>
-      <w:r>
-        <w:rPr>
-          <w:rFonts w:asciiTheme="majorEastAsia" w:eastAsiaTheme="majorEastAsia" w:hAnsiTheme="majorEastAsia" w:hint="eastAsia"/>
+          <w:szCs w:val="28"/>
+        </w:rPr>
+      </w:pPr>
+      <w:r>
+        <w:rPr>
+          <w:rFonts w:ascii="標楷體" w:eastAsia="標楷體" w:hAnsi="標楷體" w:hint="eastAsia"/>
           <w:b/>
           <w:bCs/>
           <w:sz w:val="28"/>
@@ -739,16 +812,18 @@
         <w:jc w:val="both"/>
         <w:textAlignment w:val="center"/>
         <w:rPr>
-          <w:rFonts w:asciiTheme="majorEastAsia" w:eastAsiaTheme="majorEastAsia" w:hAnsiTheme="majorEastAsia"/>
-          <w:bCs/>
-          <w:sz w:val="28"/>
-        </w:rPr>
-      </w:pPr>
-      <w:r>
-        <w:rPr>
-          <w:rFonts w:asciiTheme="majorEastAsia" w:eastAsiaTheme="majorEastAsia" w:hAnsiTheme="majorEastAsia" w:hint="eastAsia"/>
-          <w:bCs/>
-          <w:sz w:val="28"/>
+          <w:rFonts w:ascii="標楷體" w:eastAsia="標楷體" w:hAnsi="標楷體"/>
+          <w:bCs/>
+          <w:sz w:val="28"/>
+          <w:szCs w:val="28"/>
+        </w:rPr>
+      </w:pPr>
+      <w:r>
+        <w:rPr>
+          <w:rFonts w:ascii="標楷體" w:eastAsia="標楷體" w:hAnsi="標楷體" w:hint="eastAsia"/>
+          <w:bCs/>
+          <w:sz w:val="28"/>
+          <w:szCs w:val="28"/>
         </w:rPr>
         <w:t>使用者端</w:t>
       </w:r>
@@ -768,13 +843,14 @@
         <w:jc w:val="both"/>
         <w:textAlignment w:val="center"/>
         <w:rPr>
-          <w:rFonts w:asciiTheme="majorEastAsia" w:eastAsiaTheme="majorEastAsia" w:hAnsiTheme="majorEastAsia"/>
-          <w:sz w:val="28"/>
-        </w:rPr>
-      </w:pPr>
-      <w:r>
-        <w:rPr>
-          <w:rFonts w:asciiTheme="majorEastAsia" w:eastAsiaTheme="majorEastAsia" w:hAnsiTheme="majorEastAsia" w:hint="eastAsia"/>
+          <w:rFonts w:ascii="標楷體" w:eastAsia="標楷體" w:hAnsi="標楷體"/>
+          <w:sz w:val="28"/>
+          <w:szCs w:val="28"/>
+        </w:rPr>
+      </w:pPr>
+      <w:r>
+        <w:rPr>
+          <w:rFonts w:ascii="標楷體" w:eastAsia="標楷體" w:hAnsi="標楷體" w:hint="eastAsia"/>
           <w:sz w:val="28"/>
           <w:szCs w:val="28"/>
         </w:rPr>
@@ -796,13 +872,14 @@
         <w:jc w:val="both"/>
         <w:textAlignment w:val="center"/>
         <w:rPr>
-          <w:rFonts w:asciiTheme="majorEastAsia" w:eastAsiaTheme="majorEastAsia" w:hAnsiTheme="majorEastAsia"/>
-          <w:sz w:val="28"/>
-        </w:rPr>
-      </w:pPr>
-      <w:r>
-        <w:rPr>
-          <w:rFonts w:asciiTheme="majorEastAsia" w:eastAsiaTheme="majorEastAsia" w:hAnsiTheme="majorEastAsia" w:hint="eastAsia"/>
+          <w:rFonts w:ascii="標楷體" w:eastAsia="標楷體" w:hAnsi="標楷體"/>
+          <w:sz w:val="28"/>
+          <w:szCs w:val="28"/>
+        </w:rPr>
+      </w:pPr>
+      <w:r>
+        <w:rPr>
+          <w:rFonts w:ascii="標楷體" w:eastAsia="標楷體" w:hAnsi="標楷體" w:hint="eastAsia"/>
           <w:sz w:val="28"/>
           <w:szCs w:val="28"/>
         </w:rPr>
@@ -824,13 +901,14 @@
         <w:jc w:val="both"/>
         <w:textAlignment w:val="center"/>
         <w:rPr>
-          <w:rFonts w:asciiTheme="majorEastAsia" w:eastAsiaTheme="majorEastAsia" w:hAnsiTheme="majorEastAsia"/>
-          <w:sz w:val="28"/>
-        </w:rPr>
-      </w:pPr>
-      <w:r>
-        <w:rPr>
-          <w:rFonts w:asciiTheme="majorEastAsia" w:eastAsiaTheme="majorEastAsia" w:hAnsiTheme="majorEastAsia" w:hint="eastAsia"/>
+          <w:rFonts w:ascii="標楷體" w:eastAsia="標楷體" w:hAnsi="標楷體"/>
+          <w:sz w:val="28"/>
+          <w:szCs w:val="28"/>
+        </w:rPr>
+      </w:pPr>
+      <w:r>
+        <w:rPr>
+          <w:rFonts w:ascii="標楷體" w:eastAsia="標楷體" w:hAnsi="標楷體" w:hint="eastAsia"/>
           <w:sz w:val="28"/>
           <w:szCs w:val="28"/>
         </w:rPr>
@@ -852,13 +930,14 @@
         <w:jc w:val="both"/>
         <w:textAlignment w:val="center"/>
         <w:rPr>
-          <w:rFonts w:asciiTheme="majorEastAsia" w:eastAsiaTheme="majorEastAsia" w:hAnsiTheme="majorEastAsia"/>
-          <w:sz w:val="28"/>
-        </w:rPr>
-      </w:pPr>
-      <w:r>
-        <w:rPr>
-          <w:rFonts w:asciiTheme="majorEastAsia" w:eastAsiaTheme="majorEastAsia" w:hAnsiTheme="majorEastAsia" w:hint="eastAsia"/>
+          <w:rFonts w:ascii="標楷體" w:eastAsia="標楷體" w:hAnsi="標楷體"/>
+          <w:sz w:val="28"/>
+          <w:szCs w:val="28"/>
+        </w:rPr>
+      </w:pPr>
+      <w:r>
+        <w:rPr>
+          <w:rFonts w:ascii="標楷體" w:eastAsia="標楷體" w:hAnsi="標楷體" w:hint="eastAsia"/>
           <w:sz w:val="28"/>
           <w:szCs w:val="28"/>
         </w:rPr>
@@ -880,13 +959,14 @@
         <w:jc w:val="both"/>
         <w:textAlignment w:val="center"/>
         <w:rPr>
-          <w:rFonts w:asciiTheme="majorEastAsia" w:eastAsiaTheme="majorEastAsia" w:hAnsiTheme="majorEastAsia"/>
-          <w:sz w:val="28"/>
-        </w:rPr>
-      </w:pPr>
-      <w:r>
-        <w:rPr>
-          <w:rFonts w:asciiTheme="majorEastAsia" w:eastAsiaTheme="majorEastAsia" w:hAnsiTheme="majorEastAsia" w:hint="eastAsia"/>
+          <w:rFonts w:ascii="標楷體" w:eastAsia="標楷體" w:hAnsi="標楷體"/>
+          <w:sz w:val="28"/>
+          <w:szCs w:val="28"/>
+        </w:rPr>
+      </w:pPr>
+      <w:r>
+        <w:rPr>
+          <w:rFonts w:ascii="標楷體" w:eastAsia="標楷體" w:hAnsi="標楷體" w:hint="eastAsia"/>
           <w:sz w:val="28"/>
           <w:szCs w:val="28"/>
         </w:rPr>
@@ -908,13 +988,14 @@
         <w:jc w:val="both"/>
         <w:textAlignment w:val="center"/>
         <w:rPr>
-          <w:rFonts w:asciiTheme="majorEastAsia" w:eastAsiaTheme="majorEastAsia" w:hAnsiTheme="majorEastAsia"/>
-          <w:sz w:val="28"/>
-        </w:rPr>
-      </w:pPr>
-      <w:r>
-        <w:rPr>
-          <w:rFonts w:asciiTheme="majorEastAsia" w:eastAsiaTheme="majorEastAsia" w:hAnsiTheme="majorEastAsia" w:hint="eastAsia"/>
+          <w:rFonts w:ascii="標楷體" w:eastAsia="標楷體" w:hAnsi="標楷體"/>
+          <w:sz w:val="28"/>
+          <w:szCs w:val="28"/>
+        </w:rPr>
+      </w:pPr>
+      <w:r>
+        <w:rPr>
+          <w:rFonts w:ascii="標楷體" w:eastAsia="標楷體" w:hAnsi="標楷體" w:hint="eastAsia"/>
           <w:sz w:val="28"/>
           <w:szCs w:val="28"/>
         </w:rPr>
@@ -924,6 +1005,7 @@
     <w:p>
       <w:pPr>
         <w:pStyle w:val="a3"/>
+        <w:pageBreakBefore/>
         <w:numPr>
           <w:ilvl w:val="0"/>
           <w:numId w:val="4"/>
@@ -932,17 +1014,18 @@
         <w:adjustRightInd w:val="0"/>
         <w:snapToGrid w:val="0"/>
         <w:spacing w:before="60" w:after="60"/>
-        <w:ind w:leftChars="0" w:left="1701" w:hanging="371"/>
-        <w:jc w:val="both"/>
-        <w:textAlignment w:val="center"/>
-        <w:rPr>
-          <w:rFonts w:asciiTheme="majorEastAsia" w:eastAsiaTheme="majorEastAsia" w:hAnsiTheme="majorEastAsia"/>
-          <w:sz w:val="28"/>
-        </w:rPr>
-      </w:pPr>
-      <w:r>
-        <w:rPr>
-          <w:rFonts w:asciiTheme="majorEastAsia" w:eastAsiaTheme="majorEastAsia" w:hAnsiTheme="majorEastAsia" w:hint="eastAsia"/>
+        <w:ind w:leftChars="0" w:left="1701" w:hanging="369"/>
+        <w:jc w:val="both"/>
+        <w:textAlignment w:val="center"/>
+        <w:rPr>
+          <w:rFonts w:ascii="標楷體" w:eastAsia="標楷體" w:hAnsi="標楷體"/>
+          <w:sz w:val="28"/>
+          <w:szCs w:val="28"/>
+        </w:rPr>
+      </w:pPr>
+      <w:r>
+        <w:rPr>
+          <w:rFonts w:ascii="標楷體" w:eastAsia="標楷體" w:hAnsi="標楷體" w:hint="eastAsia"/>
           <w:sz w:val="28"/>
           <w:szCs w:val="28"/>
         </w:rPr>
@@ -965,17 +1048,34 @@
         <w:jc w:val="both"/>
         <w:textAlignment w:val="center"/>
         <w:rPr>
-          <w:rFonts w:asciiTheme="majorEastAsia" w:eastAsiaTheme="majorEastAsia" w:hAnsiTheme="majorEastAsia"/>
-          <w:sz w:val="28"/>
-        </w:rPr>
-      </w:pPr>
-      <w:r>
-        <w:rPr>
-          <w:rFonts w:asciiTheme="majorEastAsia" w:eastAsiaTheme="majorEastAsia" w:hAnsiTheme="majorEastAsia" w:hint="eastAsia"/>
-          <w:sz w:val="28"/>
-          <w:szCs w:val="28"/>
-        </w:rPr>
-        <w:t>客服與個人化：AI客服、AI問書機器人、常見問題與客服工單；繁中、簡中、英、日、韓五種語系與深淺色主題。</w:t>
+          <w:rFonts w:ascii="標楷體" w:eastAsia="標楷體" w:hAnsi="標楷體"/>
+          <w:sz w:val="28"/>
+          <w:szCs w:val="28"/>
+        </w:rPr>
+      </w:pPr>
+      <w:r>
+        <w:rPr>
+          <w:rFonts w:ascii="標楷體" w:eastAsia="標楷體" w:hAnsi="標楷體" w:hint="eastAsia"/>
+          <w:sz w:val="28"/>
+          <w:szCs w:val="28"/>
+        </w:rPr>
+        <w:t>客服與個人化：AI客服、</w:t>
+      </w:r>
+      <w:r>
+        <w:rPr>
+          <w:rFonts w:ascii="標楷體" w:eastAsia="標楷體" w:hAnsi="標楷體" w:hint="eastAsia"/>
+          <w:sz w:val="28"/>
+          <w:szCs w:val="28"/>
+        </w:rPr>
+        <w:t>AI書籍顧問</w:t>
+      </w:r>
+      <w:r>
+        <w:rPr>
+          <w:rFonts w:ascii="標楷體" w:eastAsia="標楷體" w:hAnsi="標楷體" w:hint="eastAsia"/>
+          <w:sz w:val="28"/>
+          <w:szCs w:val="28"/>
+        </w:rPr>
+        <w:t>、常見問題與客服工單；繁中、簡中、英、日、韓五種語系與深淺色主題。</w:t>
       </w:r>
     </w:p>
     <w:p>
@@ -993,16 +1093,18 @@
         <w:jc w:val="both"/>
         <w:textAlignment w:val="center"/>
         <w:rPr>
-          <w:rFonts w:asciiTheme="majorEastAsia" w:eastAsiaTheme="majorEastAsia" w:hAnsiTheme="majorEastAsia"/>
-          <w:bCs/>
-          <w:sz w:val="28"/>
-        </w:rPr>
-      </w:pPr>
-      <w:r>
-        <w:rPr>
-          <w:rFonts w:asciiTheme="majorEastAsia" w:eastAsiaTheme="majorEastAsia" w:hAnsiTheme="majorEastAsia" w:hint="eastAsia"/>
-          <w:bCs/>
-          <w:sz w:val="28"/>
+          <w:rFonts w:ascii="標楷體" w:eastAsia="標楷體" w:hAnsi="標楷體"/>
+          <w:bCs/>
+          <w:sz w:val="28"/>
+          <w:szCs w:val="28"/>
+        </w:rPr>
+      </w:pPr>
+      <w:r>
+        <w:rPr>
+          <w:rFonts w:ascii="標楷體" w:eastAsia="標楷體" w:hAnsi="標楷體" w:hint="eastAsia"/>
+          <w:bCs/>
+          <w:sz w:val="28"/>
+          <w:szCs w:val="28"/>
         </w:rPr>
         <w:t>管理端（整合於App之「管理後台」）</w:t>
       </w:r>
@@ -1022,14 +1124,14 @@
         <w:jc w:val="both"/>
         <w:textAlignment w:val="center"/>
         <w:rPr>
-          <w:rFonts w:asciiTheme="majorEastAsia" w:eastAsiaTheme="majorEastAsia" w:hAnsiTheme="majorEastAsia"/>
-          <w:sz w:val="28"/>
-          <w:szCs w:val="28"/>
-        </w:rPr>
-      </w:pPr>
-      <w:r>
-        <w:rPr>
-          <w:rFonts w:asciiTheme="majorEastAsia" w:eastAsiaTheme="majorEastAsia" w:hAnsiTheme="majorEastAsia" w:hint="eastAsia"/>
+          <w:rFonts w:ascii="標楷體" w:eastAsia="標楷體" w:hAnsi="標楷體"/>
+          <w:sz w:val="28"/>
+          <w:szCs w:val="28"/>
+        </w:rPr>
+      </w:pPr>
+      <w:r>
+        <w:rPr>
+          <w:rFonts w:ascii="標楷體" w:eastAsia="標楷體" w:hAnsi="標楷體" w:hint="eastAsia"/>
           <w:sz w:val="28"/>
           <w:szCs w:val="28"/>
         </w:rPr>
@@ -1051,14 +1153,14 @@
         <w:jc w:val="both"/>
         <w:textAlignment w:val="center"/>
         <w:rPr>
-          <w:rFonts w:asciiTheme="majorEastAsia" w:eastAsiaTheme="majorEastAsia" w:hAnsiTheme="majorEastAsia"/>
-          <w:sz w:val="28"/>
-          <w:szCs w:val="28"/>
-        </w:rPr>
-      </w:pPr>
-      <w:r>
-        <w:rPr>
-          <w:rFonts w:asciiTheme="majorEastAsia" w:eastAsiaTheme="majorEastAsia" w:hAnsiTheme="majorEastAsia" w:hint="eastAsia"/>
+          <w:rFonts w:ascii="標楷體" w:eastAsia="標楷體" w:hAnsi="標楷體"/>
+          <w:sz w:val="28"/>
+          <w:szCs w:val="28"/>
+        </w:rPr>
+      </w:pPr>
+      <w:r>
+        <w:rPr>
+          <w:rFonts w:ascii="標楷體" w:eastAsia="標楷體" w:hAnsi="標楷體" w:hint="eastAsia"/>
           <w:sz w:val="28"/>
           <w:szCs w:val="28"/>
         </w:rPr>
@@ -1080,14 +1182,14 @@
         <w:jc w:val="both"/>
         <w:textAlignment w:val="center"/>
         <w:rPr>
-          <w:rFonts w:asciiTheme="majorEastAsia" w:eastAsiaTheme="majorEastAsia" w:hAnsiTheme="majorEastAsia"/>
-          <w:sz w:val="28"/>
-          <w:szCs w:val="28"/>
-        </w:rPr>
-      </w:pPr>
-      <w:r>
-        <w:rPr>
-          <w:rFonts w:asciiTheme="majorEastAsia" w:eastAsiaTheme="majorEastAsia" w:hAnsiTheme="majorEastAsia" w:hint="eastAsia"/>
+          <w:rFonts w:ascii="標楷體" w:eastAsia="標楷體" w:hAnsi="標楷體"/>
+          <w:sz w:val="28"/>
+          <w:szCs w:val="28"/>
+        </w:rPr>
+      </w:pPr>
+      <w:r>
+        <w:rPr>
+          <w:rFonts w:ascii="標楷體" w:eastAsia="標楷體" w:hAnsi="標楷體" w:hint="eastAsia"/>
           <w:sz w:val="28"/>
           <w:szCs w:val="28"/>
         </w:rPr>
@@ -1109,14 +1211,14 @@
         <w:jc w:val="both"/>
         <w:textAlignment w:val="center"/>
         <w:rPr>
-          <w:rFonts w:asciiTheme="majorEastAsia" w:eastAsiaTheme="majorEastAsia" w:hAnsiTheme="majorEastAsia"/>
-          <w:sz w:val="28"/>
-          <w:szCs w:val="28"/>
-        </w:rPr>
-      </w:pPr>
-      <w:r>
-        <w:rPr>
-          <w:rFonts w:asciiTheme="majorEastAsia" w:eastAsiaTheme="majorEastAsia" w:hAnsiTheme="majorEastAsia" w:hint="eastAsia"/>
+          <w:rFonts w:ascii="標楷體" w:eastAsia="標楷體" w:hAnsi="標楷體"/>
+          <w:sz w:val="28"/>
+          <w:szCs w:val="28"/>
+        </w:rPr>
+      </w:pPr>
+      <w:r>
+        <w:rPr>
+          <w:rFonts w:ascii="標楷體" w:eastAsia="標楷體" w:hAnsi="標楷體" w:hint="eastAsia"/>
           <w:sz w:val="28"/>
           <w:szCs w:val="28"/>
         </w:rPr>
@@ -1138,14 +1240,14 @@
         <w:jc w:val="both"/>
         <w:textAlignment w:val="center"/>
         <w:rPr>
-          <w:rFonts w:asciiTheme="majorEastAsia" w:eastAsiaTheme="majorEastAsia" w:hAnsiTheme="majorEastAsia"/>
-          <w:sz w:val="28"/>
-          <w:szCs w:val="28"/>
-        </w:rPr>
-      </w:pPr>
-      <w:r>
-        <w:rPr>
-          <w:rFonts w:asciiTheme="majorEastAsia" w:eastAsiaTheme="majorEastAsia" w:hAnsiTheme="majorEastAsia" w:hint="eastAsia"/>
+          <w:rFonts w:ascii="標楷體" w:eastAsia="標楷體" w:hAnsi="標楷體"/>
+          <w:sz w:val="28"/>
+          <w:szCs w:val="28"/>
+        </w:rPr>
+      </w:pPr>
+      <w:r>
+        <w:rPr>
+          <w:rFonts w:ascii="標楷體" w:eastAsia="標楷體" w:hAnsi="標楷體" w:hint="eastAsia"/>
           <w:sz w:val="28"/>
           <w:szCs w:val="28"/>
         </w:rPr>
@@ -1167,16 +1269,18 @@
         <w:jc w:val="both"/>
         <w:textAlignment w:val="center"/>
         <w:rPr>
-          <w:rFonts w:asciiTheme="majorEastAsia" w:eastAsiaTheme="majorEastAsia" w:hAnsiTheme="majorEastAsia"/>
-          <w:bCs/>
-          <w:sz w:val="28"/>
-        </w:rPr>
-      </w:pPr>
-      <w:r>
-        <w:rPr>
-          <w:rFonts w:asciiTheme="majorEastAsia" w:eastAsiaTheme="majorEastAsia" w:hAnsiTheme="majorEastAsia" w:hint="eastAsia"/>
-          <w:bCs/>
-          <w:sz w:val="28"/>
+          <w:rFonts w:ascii="標楷體" w:eastAsia="標楷體" w:hAnsi="標楷體"/>
+          <w:bCs/>
+          <w:sz w:val="28"/>
+          <w:szCs w:val="28"/>
+        </w:rPr>
+      </w:pPr>
+      <w:r>
+        <w:rPr>
+          <w:rFonts w:ascii="標楷體" w:eastAsia="標楷體" w:hAnsi="標楷體" w:hint="eastAsia"/>
+          <w:bCs/>
+          <w:sz w:val="28"/>
+          <w:szCs w:val="28"/>
         </w:rPr>
         <w:t>智慧書櫃端</w:t>
       </w:r>
@@ -1196,14 +1300,14 @@
         <w:jc w:val="both"/>
         <w:textAlignment w:val="center"/>
         <w:rPr>
-          <w:rFonts w:asciiTheme="majorEastAsia" w:eastAsiaTheme="majorEastAsia" w:hAnsiTheme="majorEastAsia"/>
-          <w:sz w:val="28"/>
-          <w:szCs w:val="28"/>
-        </w:rPr>
-      </w:pPr>
-      <w:r>
-        <w:rPr>
-          <w:rFonts w:asciiTheme="majorEastAsia" w:eastAsiaTheme="majorEastAsia" w:hAnsiTheme="majorEastAsia" w:hint="eastAsia"/>
+          <w:rFonts w:ascii="標楷體" w:eastAsia="標楷體" w:hAnsi="標楷體"/>
+          <w:sz w:val="28"/>
+          <w:szCs w:val="28"/>
+        </w:rPr>
+      </w:pPr>
+      <w:r>
+        <w:rPr>
+          <w:rFonts w:ascii="標楷體" w:eastAsia="標楷體" w:hAnsi="標楷體" w:hint="eastAsia"/>
           <w:sz w:val="28"/>
           <w:szCs w:val="28"/>
         </w:rPr>
@@ -1225,14 +1329,14 @@
         <w:jc w:val="both"/>
         <w:textAlignment w:val="center"/>
         <w:rPr>
-          <w:rFonts w:asciiTheme="majorEastAsia" w:eastAsiaTheme="majorEastAsia" w:hAnsiTheme="majorEastAsia"/>
-          <w:sz w:val="28"/>
-          <w:szCs w:val="28"/>
-        </w:rPr>
-      </w:pPr>
-      <w:r>
-        <w:rPr>
-          <w:rFonts w:asciiTheme="majorEastAsia" w:eastAsiaTheme="majorEastAsia" w:hAnsiTheme="majorEastAsia" w:hint="eastAsia"/>
+          <w:rFonts w:ascii="標楷體" w:eastAsia="標楷體" w:hAnsi="標楷體"/>
+          <w:sz w:val="28"/>
+          <w:szCs w:val="28"/>
+        </w:rPr>
+      </w:pPr>
+      <w:r>
+        <w:rPr>
+          <w:rFonts w:ascii="標楷體" w:eastAsia="標楷體" w:hAnsi="標楷體" w:hint="eastAsia"/>
           <w:sz w:val="28"/>
           <w:szCs w:val="28"/>
         </w:rPr>
@@ -1241,14 +1345,16 @@
     </w:p>
     <w:p>
       <w:pPr>
-        <w:overflowPunct w:val="0"/>
-        <w:adjustRightInd w:val="0"/>
-        <w:snapToGrid w:val="0"/>
-        <w:spacing w:before="60" w:after="60"/>
-        <w:jc w:val="both"/>
-        <w:textAlignment w:val="center"/>
-        <w:rPr>
-          <w:rFonts w:asciiTheme="majorEastAsia" w:eastAsiaTheme="majorEastAsia" w:hAnsiTheme="majorEastAsia"/>
+        <w:pStyle w:val="a3"/>
+        <w:overflowPunct w:val="0"/>
+        <w:adjustRightInd w:val="0"/>
+        <w:snapToGrid w:val="0"/>
+        <w:spacing w:before="60" w:after="60"/>
+        <w:ind w:leftChars="0" w:left="1701"/>
+        <w:jc w:val="both"/>
+        <w:textAlignment w:val="center"/>
+        <w:rPr>
+          <w:rFonts w:ascii="標楷體" w:eastAsia="標楷體" w:hAnsi="標楷體"/>
           <w:sz w:val="28"/>
           <w:szCs w:val="28"/>
         </w:rPr>
@@ -1264,14 +1370,15 @@
         <w:jc w:val="both"/>
         <w:textAlignment w:val="center"/>
         <w:rPr>
-          <w:rFonts w:asciiTheme="majorEastAsia" w:eastAsiaTheme="majorEastAsia" w:hAnsiTheme="majorEastAsia"/>
+          <w:rFonts w:ascii="標楷體" w:eastAsia="標楷體" w:hAnsi="標楷體"/>
           <w:b/>
           <w:sz w:val="28"/>
-        </w:rPr>
-      </w:pPr>
-      <w:r>
-        <w:rPr>
-          <w:rFonts w:asciiTheme="majorEastAsia" w:eastAsiaTheme="majorEastAsia" w:hAnsiTheme="majorEastAsia" w:hint="eastAsia"/>
+          <w:szCs w:val="28"/>
+        </w:rPr>
+      </w:pPr>
+      <w:r>
+        <w:rPr>
+          <w:rFonts w:ascii="標楷體" w:eastAsia="標楷體" w:hAnsi="標楷體" w:hint="eastAsia"/>
           <w:b/>
           <w:bCs/>
           <w:sz w:val="28"/>
@@ -1295,16 +1402,18 @@
         <w:jc w:val="both"/>
         <w:textAlignment w:val="center"/>
         <w:rPr>
-          <w:rFonts w:asciiTheme="majorEastAsia" w:eastAsiaTheme="majorEastAsia" w:hAnsiTheme="majorEastAsia"/>
-          <w:bCs/>
-          <w:sz w:val="28"/>
-        </w:rPr>
-      </w:pPr>
-      <w:r>
-        <w:rPr>
-          <w:rFonts w:asciiTheme="majorEastAsia" w:eastAsiaTheme="majorEastAsia" w:hAnsiTheme="majorEastAsia" w:hint="eastAsia"/>
-          <w:bCs/>
-          <w:sz w:val="28"/>
+          <w:rFonts w:ascii="標楷體" w:eastAsia="標楷體" w:hAnsi="標楷體"/>
+          <w:bCs/>
+          <w:sz w:val="28"/>
+          <w:szCs w:val="28"/>
+        </w:rPr>
+      </w:pPr>
+      <w:r>
+        <w:rPr>
+          <w:rFonts w:ascii="標楷體" w:eastAsia="標楷體" w:hAnsi="標楷體" w:hint="eastAsia"/>
+          <w:bCs/>
+          <w:sz w:val="28"/>
+          <w:szCs w:val="28"/>
         </w:rPr>
         <w:t>操作門檻低：以ISBN掃描與AI上架輔助取代人工鍵入，搭配直覺化介面，縮短新使用者之學習曲線。</w:t>
       </w:r>
@@ -1324,16 +1433,18 @@
         <w:jc w:val="both"/>
         <w:textAlignment w:val="center"/>
         <w:rPr>
-          <w:rFonts w:asciiTheme="majorEastAsia" w:eastAsiaTheme="majorEastAsia" w:hAnsiTheme="majorEastAsia"/>
-          <w:bCs/>
-          <w:sz w:val="28"/>
-        </w:rPr>
-      </w:pPr>
-      <w:r>
-        <w:rPr>
-          <w:rFonts w:asciiTheme="majorEastAsia" w:eastAsiaTheme="majorEastAsia" w:hAnsiTheme="majorEastAsia" w:hint="eastAsia"/>
-          <w:bCs/>
-          <w:sz w:val="28"/>
+          <w:rFonts w:ascii="標楷體" w:eastAsia="標楷體" w:hAnsi="標楷體"/>
+          <w:bCs/>
+          <w:sz w:val="28"/>
+          <w:szCs w:val="28"/>
+        </w:rPr>
+      </w:pPr>
+      <w:r>
+        <w:rPr>
+          <w:rFonts w:ascii="標楷體" w:eastAsia="標楷體" w:hAnsi="標楷體" w:hint="eastAsia"/>
+          <w:bCs/>
+          <w:sz w:val="28"/>
+          <w:szCs w:val="28"/>
         </w:rPr>
         <w:t>非同步無接觸交易：書櫃依場域開放時間（最長24小時）無人化運作，買賣雙方無須約定面交時間。</w:t>
       </w:r>
@@ -1353,16 +1464,18 @@
         <w:jc w:val="both"/>
         <w:textAlignment w:val="center"/>
         <w:rPr>
-          <w:rFonts w:asciiTheme="majorEastAsia" w:eastAsiaTheme="majorEastAsia" w:hAnsiTheme="majorEastAsia"/>
-          <w:bCs/>
-          <w:sz w:val="28"/>
-        </w:rPr>
-      </w:pPr>
-      <w:r>
-        <w:rPr>
-          <w:rFonts w:asciiTheme="majorEastAsia" w:eastAsiaTheme="majorEastAsia" w:hAnsiTheme="majorEastAsia" w:hint="eastAsia"/>
-          <w:bCs/>
-          <w:sz w:val="28"/>
+          <w:rFonts w:ascii="標楷體" w:eastAsia="標楷體" w:hAnsi="標楷體"/>
+          <w:bCs/>
+          <w:sz w:val="28"/>
+          <w:szCs w:val="28"/>
+        </w:rPr>
+      </w:pPr>
+      <w:r>
+        <w:rPr>
+          <w:rFonts w:ascii="標楷體" w:eastAsia="標楷體" w:hAnsi="標楷體" w:hint="eastAsia"/>
+          <w:bCs/>
+          <w:sz w:val="28"/>
+          <w:szCs w:val="28"/>
         </w:rPr>
         <w:t>交易透明與雙向信任：書況照片上架、取書當下驗收，並輔以24小時爭議期與管理員仲裁，降低圖文不符糾紛。</w:t>
       </w:r>
@@ -1382,16 +1495,18 @@
         <w:jc w:val="both"/>
         <w:textAlignment w:val="center"/>
         <w:rPr>
-          <w:rFonts w:asciiTheme="majorEastAsia" w:eastAsiaTheme="majorEastAsia" w:hAnsiTheme="majorEastAsia"/>
-          <w:bCs/>
-          <w:sz w:val="28"/>
-        </w:rPr>
-      </w:pPr>
-      <w:r>
-        <w:rPr>
-          <w:rFonts w:asciiTheme="majorEastAsia" w:eastAsiaTheme="majorEastAsia" w:hAnsiTheme="majorEastAsia" w:hint="eastAsia"/>
-          <w:bCs/>
-          <w:sz w:val="28"/>
+          <w:rFonts w:ascii="標楷體" w:eastAsia="標楷體" w:hAnsi="標楷體"/>
+          <w:bCs/>
+          <w:sz w:val="28"/>
+          <w:szCs w:val="28"/>
+        </w:rPr>
+      </w:pPr>
+      <w:r>
+        <w:rPr>
+          <w:rFonts w:ascii="標楷體" w:eastAsia="標楷體" w:hAnsi="標楷體" w:hint="eastAsia"/>
+          <w:bCs/>
+          <w:sz w:val="28"/>
+          <w:szCs w:val="28"/>
         </w:rPr>
         <w:t>金流安全與一致性：付款、轉帳須通過交易密碼或生物辨識驗證；扣款、撥款等關鍵操作於資料庫交易內以條件式更新執行，避免重複扣款或重複撥款。</w:t>
       </w:r>
@@ -1411,16 +1526,18 @@
         <w:jc w:val="both"/>
         <w:textAlignment w:val="center"/>
         <w:rPr>
-          <w:rFonts w:asciiTheme="majorEastAsia" w:eastAsiaTheme="majorEastAsia" w:hAnsiTheme="majorEastAsia"/>
-          <w:bCs/>
-          <w:sz w:val="28"/>
-        </w:rPr>
-      </w:pPr>
-      <w:r>
-        <w:rPr>
-          <w:rFonts w:asciiTheme="majorEastAsia" w:eastAsiaTheme="majorEastAsia" w:hAnsiTheme="majorEastAsia" w:hint="eastAsia"/>
-          <w:bCs/>
-          <w:sz w:val="28"/>
+          <w:rFonts w:ascii="標楷體" w:eastAsia="標楷體" w:hAnsi="標楷體"/>
+          <w:bCs/>
+          <w:sz w:val="28"/>
+          <w:szCs w:val="28"/>
+        </w:rPr>
+      </w:pPr>
+      <w:r>
+        <w:rPr>
+          <w:rFonts w:ascii="標楷體" w:eastAsia="標楷體" w:hAnsi="標楷體" w:hint="eastAsia"/>
+          <w:bCs/>
+          <w:sz w:val="28"/>
+          <w:szCs w:val="28"/>
         </w:rPr>
         <w:t>分層式系統架構：依職責劃分為表現層與終端存取、安全閘道與代理層、業務邏輯與應用層及資料持久層，兼顧可維護性與可擴展性。</w:t>
       </w:r>
@@ -1440,16 +1557,18 @@
         <w:jc w:val="both"/>
         <w:textAlignment w:val="center"/>
         <w:rPr>
-          <w:rFonts w:asciiTheme="majorEastAsia" w:eastAsiaTheme="majorEastAsia" w:hAnsiTheme="majorEastAsia"/>
-          <w:bCs/>
-          <w:sz w:val="28"/>
-        </w:rPr>
-      </w:pPr>
-      <w:r>
-        <w:rPr>
-          <w:rFonts w:asciiTheme="majorEastAsia" w:eastAsiaTheme="majorEastAsia" w:hAnsiTheme="majorEastAsia" w:hint="eastAsia"/>
-          <w:bCs/>
-          <w:sz w:val="28"/>
+          <w:rFonts w:ascii="標楷體" w:eastAsia="標楷體" w:hAnsi="標楷體"/>
+          <w:bCs/>
+          <w:sz w:val="28"/>
+          <w:szCs w:val="28"/>
+        </w:rPr>
+      </w:pPr>
+      <w:r>
+        <w:rPr>
+          <w:rFonts w:ascii="標楷體" w:eastAsia="標楷體" w:hAnsi="標楷體" w:hint="eastAsia"/>
+          <w:bCs/>
+          <w:sz w:val="28"/>
+          <w:szCs w:val="28"/>
         </w:rPr>
         <w:lastRenderedPageBreak/>
         <w:t>資訊安全設計：以JWT搭配工作階段撤銷進行身分驗證，密碼以雜湊儲存；書櫃裝置以專屬憑證連線，資料庫僅開放內部網路，並透過Prisma降低SQL隱碼攻擊風險，對外以Cloudflare提供WAF防護與全站加密傳輸。</w:t>
@@ -1470,32 +1589,37 @@
         <w:jc w:val="both"/>
         <w:textAlignment w:val="center"/>
         <w:rPr>
-          <w:rFonts w:asciiTheme="majorEastAsia" w:eastAsiaTheme="majorEastAsia" w:hAnsiTheme="majorEastAsia"/>
-          <w:bCs/>
-          <w:sz w:val="28"/>
-        </w:rPr>
-      </w:pPr>
-      <w:r>
-        <w:rPr>
-          <w:rFonts w:asciiTheme="majorEastAsia" w:eastAsiaTheme="majorEastAsia" w:hAnsiTheme="majorEastAsia" w:hint="eastAsia"/>
-          <w:bCs/>
-          <w:sz w:val="28"/>
+          <w:rFonts w:ascii="標楷體" w:eastAsia="標楷體" w:hAnsi="標楷體"/>
+          <w:bCs/>
+          <w:sz w:val="28"/>
+          <w:szCs w:val="28"/>
+        </w:rPr>
+      </w:pPr>
+      <w:r>
+        <w:rPr>
+          <w:rFonts w:ascii="標楷體" w:eastAsia="標楷體" w:hAnsi="標楷體" w:hint="eastAsia"/>
+          <w:bCs/>
+          <w:sz w:val="28"/>
+          <w:szCs w:val="28"/>
         </w:rPr>
         <w:t>設備高可用與故障備援：伺服器逾15秒未收到書櫃輪詢即視為離線，5分鐘即通知管理員；故障逾2分鐘開放手動回報。以每年停機約28小時估算，妥善率約99.7%，每台年度維護成本約3,755元。</w:t>
       </w:r>
     </w:p>
     <w:p>
       <w:pPr>
-        <w:overflowPunct w:val="0"/>
-        <w:adjustRightInd w:val="0"/>
-        <w:snapToGrid w:val="0"/>
-        <w:spacing w:before="60" w:after="60"/>
-        <w:jc w:val="both"/>
-        <w:textAlignment w:val="center"/>
-        <w:rPr>
-          <w:rFonts w:asciiTheme="majorEastAsia" w:eastAsiaTheme="majorEastAsia" w:hAnsiTheme="majorEastAsia"/>
-          <w:bCs/>
-          <w:sz w:val="28"/>
+        <w:pStyle w:val="a3"/>
+        <w:overflowPunct w:val="0"/>
+        <w:adjustRightInd w:val="0"/>
+        <w:snapToGrid w:val="0"/>
+        <w:spacing w:before="60" w:after="60"/>
+        <w:ind w:leftChars="0" w:left="1276"/>
+        <w:jc w:val="both"/>
+        <w:textAlignment w:val="center"/>
+        <w:rPr>
+          <w:rFonts w:ascii="標楷體" w:eastAsia="標楷體" w:hAnsi="標楷體"/>
+          <w:bCs/>
+          <w:sz w:val="28"/>
+          <w:szCs w:val="28"/>
         </w:rPr>
       </w:pPr>
     </w:p>
@@ -1509,14 +1633,15 @@
         <w:jc w:val="both"/>
         <w:textAlignment w:val="center"/>
         <w:rPr>
-          <w:rFonts w:asciiTheme="majorEastAsia" w:eastAsiaTheme="majorEastAsia" w:hAnsiTheme="majorEastAsia"/>
+          <w:rFonts w:ascii="標楷體" w:eastAsia="標楷體" w:hAnsi="標楷體"/>
           <w:b/>
           <w:sz w:val="28"/>
-        </w:rPr>
-      </w:pPr>
-      <w:r>
-        <w:rPr>
-          <w:rFonts w:asciiTheme="majorEastAsia" w:eastAsiaTheme="majorEastAsia" w:hAnsiTheme="majorEastAsia" w:hint="eastAsia"/>
+          <w:szCs w:val="28"/>
+        </w:rPr>
+      </w:pPr>
+      <w:r>
+        <w:rPr>
+          <w:rFonts w:ascii="標楷體" w:eastAsia="標楷體" w:hAnsi="標楷體" w:hint="eastAsia"/>
           <w:b/>
           <w:bCs/>
           <w:sz w:val="28"/>
@@ -1540,16 +1665,18 @@
         <w:jc w:val="both"/>
         <w:textAlignment w:val="center"/>
         <w:rPr>
-          <w:rFonts w:asciiTheme="majorEastAsia" w:eastAsiaTheme="majorEastAsia" w:hAnsiTheme="majorEastAsia"/>
-          <w:bCs/>
-          <w:sz w:val="28"/>
-        </w:rPr>
-      </w:pPr>
-      <w:r>
-        <w:rPr>
-          <w:rFonts w:asciiTheme="majorEastAsia" w:eastAsiaTheme="majorEastAsia" w:hAnsiTheme="majorEastAsia" w:hint="eastAsia"/>
-          <w:bCs/>
-          <w:sz w:val="28"/>
+          <w:rFonts w:ascii="標楷體" w:eastAsia="標楷體" w:hAnsi="標楷體"/>
+          <w:bCs/>
+          <w:sz w:val="28"/>
+          <w:szCs w:val="28"/>
+        </w:rPr>
+      </w:pPr>
+      <w:r>
+        <w:rPr>
+          <w:rFonts w:ascii="標楷體" w:eastAsia="標楷體" w:hAnsi="標楷體" w:hint="eastAsia"/>
+          <w:bCs/>
+          <w:sz w:val="28"/>
+          <w:szCs w:val="28"/>
         </w:rPr>
         <w:t>行動應用：Flutter（Dart）跨平台框架開發iOS與Android App，以Android Studio、Xcode建置測試，介面設計採用Figma，並整合Firebase Authentication與Cloud Messaging推播。</w:t>
       </w:r>
@@ -1569,16 +1696,18 @@
         <w:jc w:val="both"/>
         <w:textAlignment w:val="center"/>
         <w:rPr>
-          <w:rFonts w:asciiTheme="majorEastAsia" w:eastAsiaTheme="majorEastAsia" w:hAnsiTheme="majorEastAsia"/>
-          <w:bCs/>
-          <w:sz w:val="28"/>
-        </w:rPr>
-      </w:pPr>
-      <w:r>
-        <w:rPr>
-          <w:rFonts w:asciiTheme="majorEastAsia" w:eastAsiaTheme="majorEastAsia" w:hAnsiTheme="majorEastAsia" w:hint="eastAsia"/>
-          <w:bCs/>
-          <w:sz w:val="28"/>
+          <w:rFonts w:ascii="標楷體" w:eastAsia="標楷體" w:hAnsi="標楷體"/>
+          <w:bCs/>
+          <w:sz w:val="28"/>
+          <w:szCs w:val="28"/>
+        </w:rPr>
+      </w:pPr>
+      <w:r>
+        <w:rPr>
+          <w:rFonts w:ascii="標楷體" w:eastAsia="標楷體" w:hAnsi="標楷體" w:hint="eastAsia"/>
+          <w:bCs/>
+          <w:sz w:val="28"/>
+          <w:szCs w:val="28"/>
         </w:rPr>
         <w:t>後端服務：Node.js搭配Express 5提供RESTful API，以Socket.IO即時推送聊天訊息；使用jsonwebtoken、bcrypt、@simplewebauthn/server、multer等套件，以OpenAPI搭配Scalar產出API文件，並以Postman測試。</w:t>
       </w:r>
@@ -1598,16 +1727,18 @@
         <w:jc w:val="both"/>
         <w:textAlignment w:val="center"/>
         <w:rPr>
-          <w:rFonts w:asciiTheme="majorEastAsia" w:eastAsiaTheme="majorEastAsia" w:hAnsiTheme="majorEastAsia"/>
-          <w:bCs/>
-          <w:sz w:val="28"/>
-        </w:rPr>
-      </w:pPr>
-      <w:r>
-        <w:rPr>
-          <w:rFonts w:asciiTheme="majorEastAsia" w:eastAsiaTheme="majorEastAsia" w:hAnsiTheme="majorEastAsia" w:hint="eastAsia"/>
-          <w:bCs/>
-          <w:sz w:val="28"/>
+          <w:rFonts w:ascii="標楷體" w:eastAsia="標楷體" w:hAnsi="標楷體"/>
+          <w:bCs/>
+          <w:sz w:val="28"/>
+          <w:szCs w:val="28"/>
+        </w:rPr>
+      </w:pPr>
+      <w:r>
+        <w:rPr>
+          <w:rFonts w:ascii="標楷體" w:eastAsia="標楷體" w:hAnsi="標楷體" w:hint="eastAsia"/>
+          <w:bCs/>
+          <w:sz w:val="28"/>
+          <w:szCs w:val="28"/>
         </w:rPr>
         <w:t>AI與外部資料：OpenAI、Google Gemini、DeepSeek語言模型與向量嵌入；Google Books API與Open Library API書目資料。</w:t>
       </w:r>
@@ -1627,16 +1758,18 @@
         <w:jc w:val="both"/>
         <w:textAlignment w:val="center"/>
         <w:rPr>
-          <w:rFonts w:asciiTheme="majorEastAsia" w:eastAsiaTheme="majorEastAsia" w:hAnsiTheme="majorEastAsia"/>
-          <w:bCs/>
-          <w:sz w:val="28"/>
-        </w:rPr>
-      </w:pPr>
-      <w:r>
-        <w:rPr>
-          <w:rFonts w:asciiTheme="majorEastAsia" w:eastAsiaTheme="majorEastAsia" w:hAnsiTheme="majorEastAsia" w:hint="eastAsia"/>
-          <w:bCs/>
-          <w:sz w:val="28"/>
+          <w:rFonts w:ascii="標楷體" w:eastAsia="標楷體" w:hAnsi="標楷體"/>
+          <w:bCs/>
+          <w:sz w:val="28"/>
+          <w:szCs w:val="28"/>
+        </w:rPr>
+      </w:pPr>
+      <w:r>
+        <w:rPr>
+          <w:rFonts w:ascii="標楷體" w:eastAsia="標楷體" w:hAnsi="標楷體" w:hint="eastAsia"/>
+          <w:bCs/>
+          <w:sz w:val="28"/>
+          <w:szCs w:val="28"/>
         </w:rPr>
         <w:t>資料庫：MariaDB（MySQL相容）關聯式資料庫，透過Prisma ORM建模與存取，並以phpMyAdmin管理。</w:t>
       </w:r>
@@ -1656,16 +1789,18 @@
         <w:jc w:val="both"/>
         <w:textAlignment w:val="center"/>
         <w:rPr>
-          <w:rFonts w:asciiTheme="majorEastAsia" w:eastAsiaTheme="majorEastAsia" w:hAnsiTheme="majorEastAsia"/>
-          <w:bCs/>
-          <w:sz w:val="28"/>
-        </w:rPr>
-      </w:pPr>
-      <w:r>
-        <w:rPr>
-          <w:rFonts w:asciiTheme="majorEastAsia" w:eastAsiaTheme="majorEastAsia" w:hAnsiTheme="majorEastAsia" w:hint="eastAsia"/>
-          <w:bCs/>
-          <w:sz w:val="28"/>
+          <w:rFonts w:ascii="標楷體" w:eastAsia="標楷體" w:hAnsi="標楷體"/>
+          <w:bCs/>
+          <w:sz w:val="28"/>
+          <w:szCs w:val="28"/>
+        </w:rPr>
+      </w:pPr>
+      <w:r>
+        <w:rPr>
+          <w:rFonts w:ascii="標楷體" w:eastAsia="標楷體" w:hAnsi="標楷體" w:hint="eastAsia"/>
+          <w:bCs/>
+          <w:sz w:val="28"/>
+          <w:szCs w:val="28"/>
         </w:rPr>
         <w:t>物聯網硬體：ESP32微控制器、電控鎖與繼電器、240×320 TFT顯示模組及門磁感測器；韌體以C/C++撰寫於Arduino Core for ESP32，電路圖以EasyEDA繪製。</w:t>
       </w:r>
@@ -1685,16 +1820,18 @@
         <w:jc w:val="both"/>
         <w:textAlignment w:val="center"/>
         <w:rPr>
-          <w:rFonts w:asciiTheme="majorEastAsia" w:eastAsiaTheme="majorEastAsia" w:hAnsiTheme="majorEastAsia"/>
-          <w:bCs/>
-          <w:sz w:val="28"/>
-        </w:rPr>
-      </w:pPr>
-      <w:r>
-        <w:rPr>
-          <w:rFonts w:asciiTheme="majorEastAsia" w:eastAsiaTheme="majorEastAsia" w:hAnsiTheme="majorEastAsia" w:hint="eastAsia"/>
-          <w:bCs/>
-          <w:sz w:val="28"/>
+          <w:rFonts w:ascii="標楷體" w:eastAsia="標楷體" w:hAnsi="標楷體"/>
+          <w:bCs/>
+          <w:sz w:val="28"/>
+          <w:szCs w:val="28"/>
+        </w:rPr>
+      </w:pPr>
+      <w:r>
+        <w:rPr>
+          <w:rFonts w:ascii="標楷體" w:eastAsia="標楷體" w:hAnsi="標楷體" w:hint="eastAsia"/>
+          <w:bCs/>
+          <w:sz w:val="28"/>
+          <w:szCs w:val="28"/>
         </w:rPr>
         <w:t>機構與視覺設計：SolidWorks 2025繪製櫃體並輸出雷射切割DXF圖檔；Procreate、Adobe Photoshop製作標誌與視覺。</w:t>
       </w:r>
@@ -1714,16 +1851,18 @@
         <w:jc w:val="both"/>
         <w:textAlignment w:val="center"/>
         <w:rPr>
-          <w:rFonts w:asciiTheme="majorEastAsia" w:eastAsiaTheme="majorEastAsia" w:hAnsiTheme="majorEastAsia"/>
-          <w:bCs/>
-          <w:sz w:val="28"/>
-        </w:rPr>
-      </w:pPr>
-      <w:r>
-        <w:rPr>
-          <w:rFonts w:asciiTheme="majorEastAsia" w:eastAsiaTheme="majorEastAsia" w:hAnsiTheme="majorEastAsia" w:hint="eastAsia"/>
-          <w:bCs/>
-          <w:sz w:val="28"/>
+          <w:rFonts w:ascii="標楷體" w:eastAsia="標楷體" w:hAnsi="標楷體"/>
+          <w:bCs/>
+          <w:sz w:val="28"/>
+          <w:szCs w:val="28"/>
+        </w:rPr>
+      </w:pPr>
+      <w:r>
+        <w:rPr>
+          <w:rFonts w:ascii="標楷體" w:eastAsia="標楷體" w:hAnsi="標楷體" w:hint="eastAsia"/>
+          <w:bCs/>
+          <w:sz w:val="28"/>
+          <w:szCs w:val="28"/>
         </w:rPr>
         <w:t>伺服器與維運：Ubuntu 24.04.4 LTS、NGINX反向代理、Cloudflare（DNS、CDN、WAF）、OpenSSH與sslh遠端維護通道。</w:t>
       </w:r>
@@ -1743,73 +1882,64 @@
         <w:jc w:val="both"/>
         <w:textAlignment w:val="center"/>
         <w:rPr>
-          <w:rFonts w:asciiTheme="majorEastAsia" w:eastAsiaTheme="majorEastAsia" w:hAnsiTheme="majorEastAsia"/>
-          <w:bCs/>
-          <w:sz w:val="28"/>
-        </w:rPr>
-      </w:pPr>
-      <w:r>
-        <w:rPr>
-          <w:rFonts w:asciiTheme="majorEastAsia" w:eastAsiaTheme="majorEastAsia" w:hAnsiTheme="majorEastAsia" w:hint="eastAsia"/>
-          <w:bCs/>
-          <w:sz w:val="28"/>
+          <w:rFonts w:ascii="標楷體" w:eastAsia="標楷體" w:hAnsi="標楷體"/>
+          <w:bCs/>
+          <w:sz w:val="28"/>
+          <w:szCs w:val="28"/>
+        </w:rPr>
+      </w:pPr>
+      <w:r>
+        <w:rPr>
+          <w:rFonts w:ascii="標楷體" w:eastAsia="標楷體" w:hAnsi="標楷體" w:hint="eastAsia"/>
+          <w:bCs/>
+          <w:sz w:val="28"/>
+          <w:szCs w:val="28"/>
         </w:rPr>
         <w:t>專案管理：Visual Studio Code、Git與</w:t>
       </w:r>
       <w:proofErr w:type="spellStart"/>
       <w:r>
         <w:rPr>
-          <w:rFonts w:asciiTheme="majorEastAsia" w:eastAsiaTheme="majorEastAsia" w:hAnsiTheme="majorEastAsia" w:hint="eastAsia"/>
-          <w:bCs/>
-          <w:sz w:val="28"/>
+          <w:rFonts w:ascii="標楷體" w:eastAsia="標楷體" w:hAnsi="標楷體" w:hint="eastAsia"/>
+          <w:bCs/>
+          <w:sz w:val="28"/>
+          <w:szCs w:val="28"/>
         </w:rPr>
         <w:t>GitKraken</w:t>
       </w:r>
       <w:proofErr w:type="spellEnd"/>
       <w:r>
         <w:rPr>
-          <w:rFonts w:asciiTheme="majorEastAsia" w:eastAsiaTheme="majorEastAsia" w:hAnsiTheme="majorEastAsia" w:hint="eastAsia"/>
-          <w:bCs/>
-          <w:sz w:val="28"/>
+          <w:rFonts w:ascii="標楷體" w:eastAsia="標楷體" w:hAnsi="標楷體" w:hint="eastAsia"/>
+          <w:bCs/>
+          <w:sz w:val="28"/>
+          <w:szCs w:val="28"/>
         </w:rPr>
         <w:t>版本控制、GitHub程式碼託管、Notion任務管理，並以Draw.io、</w:t>
       </w:r>
       <w:proofErr w:type="spellStart"/>
       <w:r>
         <w:rPr>
-          <w:rFonts w:asciiTheme="majorEastAsia" w:eastAsiaTheme="majorEastAsia" w:hAnsiTheme="majorEastAsia" w:hint="eastAsia"/>
-          <w:bCs/>
-          <w:sz w:val="28"/>
+          <w:rFonts w:ascii="標楷體" w:eastAsia="標楷體" w:hAnsi="標楷體" w:hint="eastAsia"/>
+          <w:bCs/>
+          <w:sz w:val="28"/>
+          <w:szCs w:val="28"/>
         </w:rPr>
         <w:t>PlantUML</w:t>
       </w:r>
       <w:proofErr w:type="spellEnd"/>
       <w:r>
         <w:rPr>
-          <w:rFonts w:asciiTheme="majorEastAsia" w:eastAsiaTheme="majorEastAsia" w:hAnsiTheme="majorEastAsia" w:hint="eastAsia"/>
-          <w:bCs/>
-          <w:sz w:val="28"/>
+          <w:rFonts w:ascii="標楷體" w:eastAsia="標楷體" w:hAnsi="標楷體" w:hint="eastAsia"/>
+          <w:bCs/>
+          <w:sz w:val="28"/>
+          <w:szCs w:val="28"/>
         </w:rPr>
         <w:t>繪製UML。</w:t>
       </w:r>
     </w:p>
     <w:p>
       <w:pPr>
-        <w:overflowPunct w:val="0"/>
-        <w:adjustRightInd w:val="0"/>
-        <w:snapToGrid w:val="0"/>
-        <w:spacing w:before="60" w:after="60"/>
-        <w:jc w:val="both"/>
-        <w:textAlignment w:val="center"/>
-        <w:rPr>
-          <w:rFonts w:asciiTheme="majorEastAsia" w:eastAsiaTheme="majorEastAsia" w:hAnsiTheme="majorEastAsia"/>
-          <w:bCs/>
-          <w:sz w:val="28"/>
-        </w:rPr>
-      </w:pPr>
-    </w:p>
-    <w:p>
-      <w:pPr>
         <w:keepNext/>
         <w:overflowPunct w:val="0"/>
         <w:adjustRightInd w:val="0"/>
@@ -1818,14 +1948,15 @@
         <w:jc w:val="both"/>
         <w:textAlignment w:val="center"/>
         <w:rPr>
-          <w:rFonts w:asciiTheme="majorEastAsia" w:eastAsiaTheme="majorEastAsia" w:hAnsiTheme="majorEastAsia"/>
+          <w:rFonts w:ascii="標楷體" w:eastAsia="標楷體" w:hAnsi="標楷體"/>
           <w:b/>
           <w:sz w:val="28"/>
-        </w:rPr>
-      </w:pPr>
-      <w:r>
-        <w:rPr>
-          <w:rFonts w:asciiTheme="majorEastAsia" w:eastAsiaTheme="majorEastAsia" w:hAnsiTheme="majorEastAsia" w:hint="eastAsia"/>
+          <w:szCs w:val="28"/>
+        </w:rPr>
+      </w:pPr>
+      <w:r>
+        <w:rPr>
+          <w:rFonts w:ascii="標楷體" w:eastAsia="標楷體" w:hAnsi="標楷體" w:hint="eastAsia"/>
           <w:b/>
           <w:bCs/>
           <w:sz w:val="28"/>
@@ -1849,16 +1980,18 @@
         <w:jc w:val="both"/>
         <w:textAlignment w:val="center"/>
         <w:rPr>
-          <w:rFonts w:asciiTheme="majorEastAsia" w:eastAsiaTheme="majorEastAsia" w:hAnsiTheme="majorEastAsia"/>
-          <w:bCs/>
-          <w:sz w:val="28"/>
-        </w:rPr>
-      </w:pPr>
-      <w:r>
-        <w:rPr>
-          <w:rFonts w:asciiTheme="majorEastAsia" w:eastAsiaTheme="majorEastAsia" w:hAnsiTheme="majorEastAsia" w:hint="eastAsia"/>
-          <w:bCs/>
-          <w:sz w:val="28"/>
+          <w:rFonts w:ascii="標楷體" w:eastAsia="標楷體" w:hAnsi="標楷體"/>
+          <w:bCs/>
+          <w:sz w:val="28"/>
+          <w:szCs w:val="28"/>
+        </w:rPr>
+      </w:pPr>
+      <w:r>
+        <w:rPr>
+          <w:rFonts w:ascii="標楷體" w:eastAsia="標楷體" w:hAnsi="標楷體" w:hint="eastAsia"/>
+          <w:bCs/>
+          <w:sz w:val="28"/>
+          <w:szCs w:val="28"/>
         </w:rPr>
         <w:t>一般使用者：以大專校院學生為核心族群，包含欲出清閒置教科書之賣方，以及希望以較低價格取得書籍之買方；亦適用於重視交易安全與時間彈性之一般社會大眾。</w:t>
       </w:r>
@@ -1879,18 +2012,19 @@
         <w:jc w:val="both"/>
         <w:textAlignment w:val="center"/>
         <w:rPr>
-          <w:rFonts w:asciiTheme="majorEastAsia" w:eastAsiaTheme="majorEastAsia" w:hAnsiTheme="majorEastAsia"/>
-          <w:bCs/>
-          <w:sz w:val="28"/>
-        </w:rPr>
-      </w:pPr>
-      <w:r>
-        <w:rPr>
-          <w:rFonts w:asciiTheme="majorEastAsia" w:eastAsiaTheme="majorEastAsia" w:hAnsiTheme="majorEastAsia" w:hint="eastAsia"/>
-          <w:bCs/>
-          <w:sz w:val="28"/>
-        </w:rPr>
-        <w:lastRenderedPageBreak/>
+          <w:rFonts w:ascii="標楷體" w:eastAsia="標楷體" w:hAnsi="標楷體"/>
+          <w:bCs/>
+          <w:sz w:val="28"/>
+          <w:szCs w:val="28"/>
+        </w:rPr>
+      </w:pPr>
+      <w:r>
+        <w:rPr>
+          <w:rFonts w:ascii="標楷體" w:eastAsia="標楷體" w:hAnsi="標楷體" w:hint="eastAsia"/>
+          <w:bCs/>
+          <w:sz w:val="28"/>
+          <w:szCs w:val="28"/>
+        </w:rPr>
         <w:t>系統管理員：負責會員管控、內容審核、爭議仲裁、客服、公告發布與書櫃據點維運之平台管理人員。</w:t>
       </w:r>
     </w:p>
@@ -1909,17 +2043,20 @@
         <w:jc w:val="both"/>
         <w:textAlignment w:val="center"/>
         <w:rPr>
-          <w:rFonts w:asciiTheme="majorEastAsia" w:eastAsiaTheme="majorEastAsia" w:hAnsiTheme="majorEastAsia"/>
-          <w:bCs/>
-          <w:sz w:val="28"/>
-        </w:rPr>
-      </w:pPr>
-      <w:r>
-        <w:rPr>
-          <w:rFonts w:asciiTheme="majorEastAsia" w:eastAsiaTheme="majorEastAsia" w:hAnsiTheme="majorEastAsia" w:hint="eastAsia"/>
-          <w:bCs/>
-          <w:sz w:val="28"/>
-        </w:rPr>
+          <w:rFonts w:ascii="標楷體" w:eastAsia="標楷體" w:hAnsi="標楷體"/>
+          <w:bCs/>
+          <w:sz w:val="28"/>
+          <w:szCs w:val="28"/>
+        </w:rPr>
+      </w:pPr>
+      <w:r>
+        <w:rPr>
+          <w:rFonts w:ascii="標楷體" w:eastAsia="標楷體" w:hAnsi="標楷體" w:hint="eastAsia"/>
+          <w:bCs/>
+          <w:sz w:val="28"/>
+          <w:szCs w:val="28"/>
+        </w:rPr>
+        <w:lastRenderedPageBreak/>
         <w:t>場域合作單位：提供書櫃設置空間、電力與網路之學校、圖書館、社區或商家，可藉本系統推動校園永續與資源循環。</w:t>
       </w:r>
     </w:p>
@@ -1929,12 +2066,14 @@
         <w:adjustRightInd w:val="0"/>
         <w:snapToGrid w:val="0"/>
         <w:spacing w:before="60" w:after="60"/>
-        <w:jc w:val="both"/>
-        <w:textAlignment w:val="center"/>
-        <w:rPr>
-          <w:rFonts w:asciiTheme="majorEastAsia" w:eastAsiaTheme="majorEastAsia" w:hAnsiTheme="majorEastAsia"/>
-          <w:bCs/>
-          <w:sz w:val="28"/>
+        <w:ind w:left="567"/>
+        <w:jc w:val="both"/>
+        <w:textAlignment w:val="center"/>
+        <w:rPr>
+          <w:rFonts w:ascii="標楷體" w:eastAsia="標楷體" w:hAnsi="標楷體"/>
+          <w:bCs/>
+          <w:sz w:val="28"/>
+          <w:szCs w:val="28"/>
         </w:rPr>
       </w:pPr>
     </w:p>
@@ -1948,14 +2087,15 @@
         <w:jc w:val="both"/>
         <w:textAlignment w:val="center"/>
         <w:rPr>
-          <w:rFonts w:asciiTheme="majorEastAsia" w:eastAsiaTheme="majorEastAsia" w:hAnsiTheme="majorEastAsia"/>
+          <w:rFonts w:ascii="標楷體" w:eastAsia="標楷體" w:hAnsi="標楷體"/>
           <w:b/>
           <w:sz w:val="28"/>
-        </w:rPr>
-      </w:pPr>
-      <w:r>
-        <w:rPr>
-          <w:rFonts w:asciiTheme="majorEastAsia" w:eastAsiaTheme="majorEastAsia" w:hAnsiTheme="majorEastAsia" w:hint="eastAsia"/>
+          <w:szCs w:val="28"/>
+        </w:rPr>
+      </w:pPr>
+      <w:r>
+        <w:rPr>
+          <w:rFonts w:ascii="標楷體" w:eastAsia="標楷體" w:hAnsi="標楷體" w:hint="eastAsia"/>
           <w:b/>
           <w:bCs/>
           <w:sz w:val="28"/>
@@ -1979,16 +2119,18 @@
         <w:jc w:val="both"/>
         <w:textAlignment w:val="center"/>
         <w:rPr>
-          <w:rFonts w:asciiTheme="majorEastAsia" w:eastAsiaTheme="majorEastAsia" w:hAnsiTheme="majorEastAsia"/>
-          <w:bCs/>
-          <w:sz w:val="28"/>
-        </w:rPr>
-      </w:pPr>
-      <w:r>
-        <w:rPr>
-          <w:rFonts w:asciiTheme="majorEastAsia" w:eastAsiaTheme="majorEastAsia" w:hAnsiTheme="majorEastAsia" w:hint="eastAsia"/>
-          <w:bCs/>
-          <w:sz w:val="28"/>
+          <w:rFonts w:ascii="標楷體" w:eastAsia="標楷體" w:hAnsi="標楷體"/>
+          <w:bCs/>
+          <w:sz w:val="28"/>
+          <w:szCs w:val="28"/>
+        </w:rPr>
+      </w:pPr>
+      <w:r>
+        <w:rPr>
+          <w:rFonts w:ascii="標楷體" w:eastAsia="標楷體" w:hAnsi="標楷體" w:hint="eastAsia"/>
+          <w:bCs/>
+          <w:sz w:val="28"/>
+          <w:szCs w:val="28"/>
         </w:rPr>
         <w:t>伺服器端：Ubuntu 24.04.4 LTS或相容之Linux發行版，4核心以上處理器、8GB以上記憶體、50GB以上SSD，具穩定寬頻並建議搭配固定IP；軟體環境為Node.js v24.14.1、MariaDB與NGINX 1.24.0。</w:t>
       </w:r>
@@ -2008,16 +2150,18 @@
         <w:jc w:val="both"/>
         <w:textAlignment w:val="center"/>
         <w:rPr>
-          <w:rFonts w:asciiTheme="majorEastAsia" w:eastAsiaTheme="majorEastAsia" w:hAnsiTheme="majorEastAsia"/>
-          <w:bCs/>
-          <w:sz w:val="28"/>
-        </w:rPr>
-      </w:pPr>
-      <w:r>
-        <w:rPr>
-          <w:rFonts w:asciiTheme="majorEastAsia" w:eastAsiaTheme="majorEastAsia" w:hAnsiTheme="majorEastAsia" w:hint="eastAsia"/>
-          <w:bCs/>
-          <w:sz w:val="28"/>
+          <w:rFonts w:ascii="標楷體" w:eastAsia="標楷體" w:hAnsi="標楷體"/>
+          <w:bCs/>
+          <w:sz w:val="28"/>
+          <w:szCs w:val="28"/>
+        </w:rPr>
+      </w:pPr>
+      <w:r>
+        <w:rPr>
+          <w:rFonts w:ascii="標楷體" w:eastAsia="標楷體" w:hAnsi="標楷體" w:hint="eastAsia"/>
+          <w:bCs/>
+          <w:sz w:val="28"/>
+          <w:szCs w:val="28"/>
         </w:rPr>
         <w:t>使用者行動裝置：iOS 15.5或Android 8.0以上，須具備後置相機（掃描QR Code與拍攝書況）及定位功能，並具4G/5G或Wi-Fi連線能力與100MB以上安裝空間。</w:t>
       </w:r>
@@ -2037,16 +2181,18 @@
         <w:jc w:val="both"/>
         <w:textAlignment w:val="center"/>
         <w:rPr>
-          <w:rFonts w:asciiTheme="majorEastAsia" w:eastAsiaTheme="majorEastAsia" w:hAnsiTheme="majorEastAsia"/>
-          <w:bCs/>
-          <w:sz w:val="28"/>
-        </w:rPr>
-      </w:pPr>
-      <w:r>
-        <w:rPr>
-          <w:rFonts w:asciiTheme="majorEastAsia" w:eastAsiaTheme="majorEastAsia" w:hAnsiTheme="majorEastAsia" w:hint="eastAsia"/>
-          <w:bCs/>
-          <w:sz w:val="28"/>
+          <w:rFonts w:ascii="標楷體" w:eastAsia="標楷體" w:hAnsi="標楷體"/>
+          <w:bCs/>
+          <w:sz w:val="28"/>
+          <w:szCs w:val="28"/>
+        </w:rPr>
+      </w:pPr>
+      <w:r>
+        <w:rPr>
+          <w:rFonts w:ascii="標楷體" w:eastAsia="標楷體" w:hAnsi="標楷體" w:hint="eastAsia"/>
+          <w:bCs/>
+          <w:sz w:val="28"/>
+          <w:szCs w:val="28"/>
         </w:rPr>
         <w:t>管理端：管理功能整合於App，管理員登入後即可操作；另以Windows 10/11或macOS 12以上電腦搭配支援HTML5之瀏覽器，可開啟模擬書櫃網頁與API文件。</w:t>
       </w:r>
@@ -2066,16 +2212,18 @@
         <w:jc w:val="both"/>
         <w:textAlignment w:val="center"/>
         <w:rPr>
-          <w:rFonts w:asciiTheme="majorEastAsia" w:eastAsiaTheme="majorEastAsia" w:hAnsiTheme="majorEastAsia"/>
-          <w:bCs/>
-          <w:sz w:val="28"/>
-        </w:rPr>
-      </w:pPr>
-      <w:r>
-        <w:rPr>
-          <w:rFonts w:asciiTheme="majorEastAsia" w:eastAsiaTheme="majorEastAsia" w:hAnsiTheme="majorEastAsia" w:hint="eastAsia"/>
-          <w:bCs/>
-          <w:sz w:val="28"/>
+          <w:rFonts w:ascii="標楷體" w:eastAsia="標楷體" w:hAnsi="標楷體"/>
+          <w:bCs/>
+          <w:sz w:val="28"/>
+          <w:szCs w:val="28"/>
+        </w:rPr>
+      </w:pPr>
+      <w:r>
+        <w:rPr>
+          <w:rFonts w:ascii="標楷體" w:eastAsia="標楷體" w:hAnsi="標楷體" w:hint="eastAsia"/>
+          <w:bCs/>
+          <w:sz w:val="28"/>
+          <w:szCs w:val="28"/>
         </w:rPr>
         <w:t>智慧書櫃端：ESP32開發板搭配電控鎖4組、TFT顯示模組，以2.4GHz Wi-Fi經HTTPS連線伺服器；控制板以DC 5V/2A以上穩壓電源、電控鎖以12V 5A電源供電。</w:t>
       </w:r>
@@ -2095,32 +2243,37 @@
         <w:jc w:val="both"/>
         <w:textAlignment w:val="center"/>
         <w:rPr>
-          <w:rFonts w:asciiTheme="majorEastAsia" w:eastAsiaTheme="majorEastAsia" w:hAnsiTheme="majorEastAsia"/>
-          <w:bCs/>
-          <w:sz w:val="28"/>
-        </w:rPr>
-      </w:pPr>
-      <w:r>
-        <w:rPr>
-          <w:rFonts w:asciiTheme="majorEastAsia" w:eastAsiaTheme="majorEastAsia" w:hAnsiTheme="majorEastAsia" w:hint="eastAsia"/>
-          <w:bCs/>
-          <w:sz w:val="28"/>
+          <w:rFonts w:ascii="標楷體" w:eastAsia="標楷體" w:hAnsi="標楷體"/>
+          <w:bCs/>
+          <w:sz w:val="28"/>
+          <w:szCs w:val="28"/>
+        </w:rPr>
+      </w:pPr>
+      <w:r>
+        <w:rPr>
+          <w:rFonts w:ascii="標楷體" w:eastAsia="標楷體" w:hAnsi="標楷體" w:hint="eastAsia"/>
+          <w:bCs/>
+          <w:sz w:val="28"/>
+          <w:szCs w:val="28"/>
         </w:rPr>
         <w:t>設置場域：校園或人流穩定之室內公共空間，須具備110V電源與可連外之Wi-Fi，營業時間可依場域設定。</w:t>
       </w:r>
     </w:p>
     <w:p>
       <w:pPr>
-        <w:overflowPunct w:val="0"/>
-        <w:adjustRightInd w:val="0"/>
-        <w:snapToGrid w:val="0"/>
-        <w:spacing w:before="60" w:after="60"/>
-        <w:jc w:val="both"/>
-        <w:textAlignment w:val="center"/>
-        <w:rPr>
-          <w:rFonts w:asciiTheme="majorEastAsia" w:eastAsiaTheme="majorEastAsia" w:hAnsiTheme="majorEastAsia"/>
-          <w:bCs/>
-          <w:sz w:val="28"/>
+        <w:pStyle w:val="a3"/>
+        <w:overflowPunct w:val="0"/>
+        <w:adjustRightInd w:val="0"/>
+        <w:snapToGrid w:val="0"/>
+        <w:spacing w:before="60" w:after="60"/>
+        <w:ind w:leftChars="0" w:left="1276"/>
+        <w:jc w:val="both"/>
+        <w:textAlignment w:val="center"/>
+        <w:rPr>
+          <w:rFonts w:ascii="標楷體" w:eastAsia="標楷體" w:hAnsi="標楷體"/>
+          <w:bCs/>
+          <w:sz w:val="28"/>
+          <w:szCs w:val="28"/>
         </w:rPr>
       </w:pPr>
     </w:p>
@@ -2134,14 +2287,15 @@
         <w:jc w:val="both"/>
         <w:textAlignment w:val="center"/>
         <w:rPr>
-          <w:rFonts w:asciiTheme="majorEastAsia" w:eastAsiaTheme="majorEastAsia" w:hAnsiTheme="majorEastAsia"/>
+          <w:rFonts w:ascii="標楷體" w:eastAsia="標楷體" w:hAnsi="標楷體"/>
           <w:b/>
           <w:sz w:val="28"/>
-        </w:rPr>
-      </w:pPr>
-      <w:r>
-        <w:rPr>
-          <w:rFonts w:asciiTheme="majorEastAsia" w:eastAsiaTheme="majorEastAsia" w:hAnsiTheme="majorEastAsia" w:hint="eastAsia"/>
+          <w:szCs w:val="28"/>
+        </w:rPr>
+      </w:pPr>
+      <w:r>
+        <w:rPr>
+          <w:rFonts w:ascii="標楷體" w:eastAsia="標楷體" w:hAnsi="標楷體" w:hint="eastAsia"/>
           <w:b/>
           <w:bCs/>
           <w:sz w:val="28"/>
@@ -2161,16 +2315,18 @@
         <w:jc w:val="both"/>
         <w:textAlignment w:val="center"/>
         <w:rPr>
-          <w:rFonts w:asciiTheme="majorEastAsia" w:eastAsiaTheme="majorEastAsia" w:hAnsiTheme="majorEastAsia"/>
-          <w:bCs/>
-          <w:sz w:val="28"/>
-        </w:rPr>
-      </w:pPr>
-      <w:r>
-        <w:rPr>
-          <w:rFonts w:asciiTheme="majorEastAsia" w:eastAsiaTheme="majorEastAsia" w:hAnsiTheme="majorEastAsia" w:hint="eastAsia"/>
-          <w:bCs/>
-          <w:sz w:val="28"/>
+          <w:rFonts w:ascii="標楷體" w:eastAsia="標楷體" w:hAnsi="標楷體"/>
+          <w:bCs/>
+          <w:sz w:val="28"/>
+          <w:szCs w:val="28"/>
+        </w:rPr>
+      </w:pPr>
+      <w:r>
+        <w:rPr>
+          <w:rFonts w:ascii="標楷體" w:eastAsia="標楷體" w:hAnsi="標楷體" w:hint="eastAsia"/>
+          <w:bCs/>
+          <w:sz w:val="28"/>
+          <w:szCs w:val="28"/>
         </w:rPr>
         <w:t>本系統以問卷調查所發現之實際痛點為出發點，透過ISBN與AI快速上架、智慧書櫃多重驗證自助存取、款項暫管與爭議仲裁、即時通訊防詐及個人化推薦等功能，改善現有二手書交易流程之不便與風險，提升交易效率與使用者體驗，降低學生經濟負擔，並實踐資源循環之永續理念，成為兼具實用性、創新性與社會價值之智慧校園應用系統。</w:t>
       </w:r>
@@ -3762,7 +3918,7 @@
       <w:jc w:val="both"/>
     </w:pPr>
     <w:rPr>
-      <w:rFonts w:ascii="Times New Roman" w:eastAsia="DFKai-SB" w:hAnsi="Times New Roman" w:cs="Times New Roman"/>
+      <w:rFonts w:ascii="Times New Roman" w:eastAsia="標楷體" w:hAnsi="Times New Roman" w:cs="Times New Roman"/>
       <w:b/>
       <w:bCs/>
       <w:sz w:val="28"/>
@@ -3775,7 +3931,7 @@
     <w:uiPriority w:val="99"/>
     <w:rsid w:val="009333C3"/>
     <w:rPr>
-      <w:rFonts w:ascii="Times New Roman" w:eastAsia="DFKai-SB" w:hAnsi="Times New Roman" w:cs="Times New Roman"/>
+      <w:rFonts w:ascii="Times New Roman" w:eastAsia="標楷體" w:hAnsi="Times New Roman" w:cs="Times New Roman"/>
       <w:sz w:val="28"/>
       <w:szCs w:val="24"/>
     </w:rPr>
@@ -3804,7 +3960,7 @@
       <w:adjustRightInd w:val="0"/>
     </w:pPr>
     <w:rPr>
-      <w:rFonts w:ascii="Times New Roman" w:eastAsia="DFKai-SB" w:hAnsi="Times New Roman" w:cs="Times New Roman"/>
+      <w:rFonts w:ascii="Times New Roman" w:eastAsia="標楷體" w:hAnsi="Times New Roman" w:cs="Times New Roman"/>
       <w:kern w:val="0"/>
       <w:sz w:val="28"/>
       <w:szCs w:val="20"/>
@@ -3816,7 +3972,7 @@
     <w:link w:val="a7"/>
     <w:rsid w:val="00AC5033"/>
     <w:rPr>
-      <w:rFonts w:ascii="Times New Roman" w:eastAsia="DFKai-SB" w:hAnsi="Times New Roman" w:cs="Times New Roman"/>
+      <w:rFonts w:ascii="Times New Roman" w:eastAsia="標楷體" w:hAnsi="Times New Roman" w:cs="Times New Roman"/>
       <w:kern w:val="0"/>
       <w:sz w:val="28"/>
       <w:szCs w:val="20"/>
@@ -3849,7 +4005,7 @@
       <w:jc w:val="both"/>
     </w:pPr>
     <w:rPr>
-      <w:rFonts w:ascii="DFKai-SB" w:eastAsia="DFKai-SB" w:hAnsi="DFKai-SB" w:cs="Times New Roman"/>
+      <w:rFonts w:ascii="標楷體" w:eastAsia="標楷體" w:hAnsi="標楷體" w:cs="Times New Roman"/>
       <w:color w:val="000000" w:themeColor="text1"/>
       <w:kern w:val="0"/>
       <w:szCs w:val="28"/>
@@ -3890,7 +4046,7 @@
       <w:jc w:val="center"/>
     </w:pPr>
     <w:rPr>
-      <w:rFonts w:ascii="Times New Roman" w:eastAsia="DFKai-SB" w:hAnsi="Arial" w:cs="Times New Roman"/>
+      <w:rFonts w:ascii="Times New Roman" w:eastAsia="標楷體" w:hAnsi="Arial" w:cs="Times New Roman"/>
       <w:b w:val="0"/>
       <w:noProof/>
       <w:color w:val="000000"/>
@@ -3936,7 +4092,7 @@
       <w:spacing w:before="100" w:beforeAutospacing="1" w:after="100" w:afterAutospacing="1"/>
     </w:pPr>
     <w:rPr>
-      <w:rFonts w:ascii="PMingLiU" w:eastAsia="PMingLiU" w:hAnsi="Times New Roman" w:cs="Times New Roman"/>
+      <w:rFonts w:ascii="新細明體" w:eastAsia="新細明體" w:hAnsi="Times New Roman" w:cs="Times New Roman"/>
       <w:kern w:val="0"/>
       <w:szCs w:val="24"/>
     </w:rPr>
@@ -4021,7 +4177,7 @@
       <w:spacing w:beforeLines="25"/>
     </w:pPr>
     <w:rPr>
-      <w:rFonts w:ascii="Times" w:eastAsia="DFKai-SB" w:hAnsi="Times" w:cs="Times New Roman"/>
+      <w:rFonts w:ascii="Times" w:eastAsia="標楷體" w:hAnsi="Times" w:cs="Times New Roman"/>
       <w:kern w:val="0"/>
       <w:sz w:val="32"/>
       <w:szCs w:val="20"/>
@@ -4053,7 +4209,7 @@
       <w:textAlignment w:val="bottom"/>
     </w:pPr>
     <w:rPr>
-      <w:rFonts w:ascii="Times New Roman" w:eastAsia="DFKai-SB" w:hAnsi="Times New Roman" w:cs="Times New Roman"/>
+      <w:rFonts w:ascii="Times New Roman" w:eastAsia="標楷體" w:hAnsi="Times New Roman" w:cs="Times New Roman"/>
       <w:kern w:val="0"/>
       <w:szCs w:val="20"/>
     </w:rPr>
@@ -4098,7 +4254,7 @@
       <w:outlineLvl w:val="0"/>
     </w:pPr>
     <w:rPr>
-      <w:rFonts w:ascii="Times New Roman" w:eastAsia="DFKai-SB" w:hAnsi="Times New Roman" w:cs="Times New Roman"/>
+      <w:rFonts w:ascii="Times New Roman" w:eastAsia="標楷體" w:hAnsi="Times New Roman" w:cs="Times New Roman"/>
       <w:kern w:val="3"/>
       <w:sz w:val="28"/>
       <w:szCs w:val="20"/>
@@ -4110,7 +4266,7 @@
     <w:semiHidden/>
     <w:rsid w:val="008237CB"/>
     <w:rPr>
-      <w:rFonts w:ascii="PMingLiU" w:eastAsia="PMingLiU" w:hAnsi="PMingLiU"/>
+      <w:rFonts w:ascii="新細明體" w:eastAsia="新細明體" w:hAnsi="新細明體"/>
     </w:rPr>
   </w:style>
   <w:style w:type="character" w:styleId="af6">
@@ -4176,7 +4332,7 @@
       <w:ind w:leftChars="200" w:left="480"/>
     </w:pPr>
     <w:rPr>
-      <w:rFonts w:ascii="Calibri" w:eastAsia="PMingLiU" w:hAnsi="Calibri" w:cs="Times New Roman"/>
+      <w:rFonts w:ascii="Calibri" w:eastAsia="新細明體" w:hAnsi="Calibri" w:cs="Times New Roman"/>
     </w:rPr>
   </w:style>
   <w:style w:type="paragraph" w:customStyle="1" w:styleId="afb">
@@ -4186,7 +4342,7 @@
       <w:spacing w:afterLines="50" w:after="50" w:line="400" w:lineRule="exact"/>
     </w:pPr>
     <w:rPr>
-      <w:rFonts w:ascii="Times New Roman" w:eastAsia="DFKai-SB" w:hAnsi="Times New Roman" w:cs="Times New Roman"/>
+      <w:rFonts w:ascii="Times New Roman" w:eastAsia="標楷體" w:hAnsi="Times New Roman" w:cs="Times New Roman"/>
       <w:kern w:val="0"/>
       <w:sz w:val="28"/>
       <w:szCs w:val="20"/>
@@ -4257,7 +4413,7 @@
       <w:spacing w:before="100" w:beforeAutospacing="1" w:after="100" w:afterAutospacing="1"/>
     </w:pPr>
     <w:rPr>
-      <w:rFonts w:ascii="PMingLiU" w:eastAsia="PMingLiU" w:hAnsi="PMingLiU" w:cs="PMingLiU"/>
+      <w:rFonts w:ascii="新細明體" w:eastAsia="新細明體" w:hAnsi="新細明體" w:cs="新細明體"/>
       <w:kern w:val="0"/>
       <w:szCs w:val="24"/>
     </w:rPr>
@@ -4379,7 +4535,7 @@
       <w:autoSpaceDN w:val="0"/>
     </w:pPr>
     <w:rPr>
-      <w:rFonts w:ascii="Calibri" w:eastAsia="PMingLiU" w:hAnsi="Calibri" w:cs="Times New Roman"/>
+      <w:rFonts w:ascii="Calibri" w:eastAsia="新細明體" w:hAnsi="Calibri" w:cs="Times New Roman"/>
       <w:kern w:val="3"/>
     </w:rPr>
   </w:style>
@@ -4393,7 +4549,7 @@
       <w:adjustRightInd w:val="0"/>
     </w:pPr>
     <w:rPr>
-      <w:rFonts w:ascii="DFKai-SB" w:eastAsia="DFKai-SB" w:hAnsi="Times New Roman" w:cs="DFKai-SB"/>
+      <w:rFonts w:ascii="標楷體" w:eastAsia="標楷體" w:hAnsi="Times New Roman" w:cs="標楷體"/>
       <w:color w:val="000000"/>
       <w:kern w:val="0"/>
       <w:szCs w:val="24"/>
